--- a/docs/manuals/RADAR-用户使用操作手册.docx
+++ b/docs/manuals/RADAR-用户使用操作手册.docx
@@ -281,6 +281,7 @@
       </w:tr>
     </w:tbl>
     <w:p>
+      <w:pPr/>
       <w:r>
         <w:br w:type="page"/>
       </w:r>
@@ -861,6 +862,7 @@
       </w:r>
     </w:p>
     <w:p>
+      <w:pPr/>
       <w:r>
         <w:br w:type="page"/>
       </w:r>
@@ -945,7 +947,9 @@
         </w:tc>
       </w:tr>
     </w:tbl>
-    <w:p/>
+    <w:p>
+      <w:pPr/>
+    </w:p>
     <w:tbl>
       <w:tblPr>
         <w:tblStyle w:val="TableGrid"/>
@@ -1562,78 +1566,58 @@
     </w:p>
     <w:p>
       <w:pPr>
-        <w:pStyle w:val="ListNumber"/>
-        <w:numPr>
-          <w:ilvl w:val="0"/>
-          <w:numId w:val="10"/>
-        </w:numPr>
-        <w:spacing w:before="0" w:after="80" w:line="300" w:lineRule="auto"/>
+        <w:spacing w:before="0" w:after="80" w:line="276" w:lineRule="auto"/>
+        <w:ind w:left="259" w:hanging="259"/>
       </w:pPr>
       <w:r>
         <w:rPr>
-          <w:rFonts w:ascii="Calibri" w:hAnsi="Calibri" w:eastAsia="Microsoft YaHei"/>
-          <w:b w:val="0"/>
-          <w:color w:val="1F1F1F"/>
-          <w:sz w:val="21"/>
+          <w:rFonts w:ascii="PingFang SC" w:hAnsi="PingFang SC" w:eastAsia="PingFang SC" w:cs="PingFang SC"/>
+          <w:color w:val="222B36"/>
+          <w:sz w:val="20"/>
         </w:rPr>
-        <w:t>打开系统访问地址，进入登录页。</w:t>
+        <w:t>1. 打开系统访问地址，进入登录页。</w:t>
       </w:r>
     </w:p>
     <w:p>
       <w:pPr>
-        <w:pStyle w:val="ListNumber"/>
-        <w:numPr>
-          <w:ilvl w:val="0"/>
-          <w:numId w:val="10"/>
-        </w:numPr>
-        <w:spacing w:before="0" w:after="80" w:line="300" w:lineRule="auto"/>
+        <w:spacing w:before="0" w:after="80" w:line="276" w:lineRule="auto"/>
+        <w:ind w:left="259" w:hanging="259"/>
       </w:pPr>
       <w:r>
         <w:rPr>
-          <w:rFonts w:ascii="Calibri" w:hAnsi="Calibri" w:eastAsia="Microsoft YaHei"/>
-          <w:b w:val="0"/>
-          <w:color w:val="1F1F1F"/>
-          <w:sz w:val="21"/>
+          <w:rFonts w:ascii="PingFang SC" w:hAnsi="PingFang SC" w:eastAsia="PingFang SC" w:cs="PingFang SC"/>
+          <w:color w:val="222B36"/>
+          <w:sz w:val="20"/>
         </w:rPr>
-        <w:t>输入登录名、密码和验证码。</w:t>
+        <w:t>2. 输入登录名、密码和验证码。</w:t>
       </w:r>
     </w:p>
     <w:p>
       <w:pPr>
-        <w:pStyle w:val="ListNumber"/>
-        <w:numPr>
-          <w:ilvl w:val="0"/>
-          <w:numId w:val="10"/>
-        </w:numPr>
-        <w:spacing w:before="0" w:after="80" w:line="300" w:lineRule="auto"/>
+        <w:spacing w:before="0" w:after="80" w:line="276" w:lineRule="auto"/>
+        <w:ind w:left="259" w:hanging="259"/>
       </w:pPr>
       <w:r>
         <w:rPr>
-          <w:rFonts w:ascii="Calibri" w:hAnsi="Calibri" w:eastAsia="Microsoft YaHei"/>
-          <w:b w:val="0"/>
-          <w:color w:val="1F1F1F"/>
-          <w:sz w:val="21"/>
+          <w:rFonts w:ascii="PingFang SC" w:hAnsi="PingFang SC" w:eastAsia="PingFang SC" w:cs="PingFang SC"/>
+          <w:color w:val="222B36"/>
+          <w:sz w:val="20"/>
         </w:rPr>
-        <w:t>点击登录。若密码过期，系统会提示先修改密码。</w:t>
+        <w:t>3. 点击登录。若密码过期，系统会提示先修改密码。</w:t>
       </w:r>
     </w:p>
     <w:p>
       <w:pPr>
-        <w:pStyle w:val="ListNumber"/>
-        <w:numPr>
-          <w:ilvl w:val="0"/>
-          <w:numId w:val="10"/>
-        </w:numPr>
-        <w:spacing w:before="0" w:after="80" w:line="300" w:lineRule="auto"/>
+        <w:spacing w:before="0" w:after="80" w:line="276" w:lineRule="auto"/>
+        <w:ind w:left="259" w:hanging="259"/>
       </w:pPr>
       <w:r>
         <w:rPr>
-          <w:rFonts w:ascii="Calibri" w:hAnsi="Calibri" w:eastAsia="Microsoft YaHei"/>
-          <w:b w:val="0"/>
-          <w:color w:val="1F1F1F"/>
-          <w:sz w:val="21"/>
+          <w:rFonts w:ascii="PingFang SC" w:hAnsi="PingFang SC" w:eastAsia="PingFang SC" w:cs="PingFang SC"/>
+          <w:color w:val="222B36"/>
+          <w:sz w:val="20"/>
         </w:rPr>
-        <w:t>登录成功后进入当前用户默认首页；菜单会根据权限自动显示。</w:t>
+        <w:t>4. 登录成功后进入当前用户默认首页；菜单会根据权限自动显示。</w:t>
       </w:r>
     </w:p>
     <w:tbl>
@@ -2422,7 +2406,9 @@
         </w:tc>
       </w:tr>
     </w:tbl>
-    <w:p/>
+    <w:p>
+      <w:pPr/>
+    </w:p>
     <w:p>
       <w:pPr>
         <w:pStyle w:val="Heading1"/>
@@ -2447,77 +2433,72 @@
     </w:p>
     <w:p>
       <w:pPr>
-        <w:pStyle w:val="ListBullet"/>
-        <w:spacing w:before="0" w:after="80" w:line="300" w:lineRule="auto"/>
+        <w:spacing w:before="0" w:after="80" w:line="276" w:lineRule="auto"/>
+        <w:ind w:left="259" w:hanging="259"/>
       </w:pPr>
       <w:r>
         <w:rPr>
-          <w:rFonts w:ascii="Calibri" w:hAnsi="Calibri" w:eastAsia="Microsoft YaHei"/>
-          <w:b w:val="0"/>
-          <w:color w:val="1F1F1F"/>
-          <w:sz w:val="21"/>
+          <w:rFonts w:ascii="PingFang SC" w:hAnsi="PingFang SC" w:eastAsia="PingFang SC" w:cs="PingFang SC"/>
+          <w:color w:val="222B36"/>
+          <w:sz w:val="20"/>
         </w:rPr>
-        <w:t>原子指标卡展示需求、工单、开发、SIT、UAT、投产申请/制品等总量与终态数量。</w:t>
+        <w:t>1. 原子指标卡展示需求、工单、开发、SIT、UAT、投产申请/制品等总量与终态数量。</w:t>
       </w:r>
     </w:p>
     <w:p>
       <w:pPr>
-        <w:pStyle w:val="ListBullet"/>
-        <w:spacing w:before="0" w:after="80" w:line="300" w:lineRule="auto"/>
+        <w:spacing w:before="0" w:after="80" w:line="276" w:lineRule="auto"/>
+        <w:ind w:left="259" w:hanging="259"/>
       </w:pPr>
       <w:r>
         <w:rPr>
-          <w:rFonts w:ascii="Calibri" w:hAnsi="Calibri" w:eastAsia="Microsoft YaHei"/>
-          <w:b w:val="0"/>
-          <w:color w:val="1F1F1F"/>
-          <w:sz w:val="21"/>
+          <w:rFonts w:ascii="PingFang SC" w:hAnsi="PingFang SC" w:eastAsia="PingFang SC" w:cs="PingFang SC"/>
+          <w:color w:val="222B36"/>
+          <w:sz w:val="20"/>
         </w:rPr>
-        <w:t>自定义图表支持柱状图、面积图、饼图和透视表。</w:t>
+        <w:t>2. 自定义图表支持柱状图、面积图、饼图和透视表。</w:t>
       </w:r>
     </w:p>
     <w:p>
       <w:pPr>
-        <w:pStyle w:val="ListBullet"/>
-        <w:spacing w:before="0" w:after="80" w:line="300" w:lineRule="auto"/>
+        <w:spacing w:before="0" w:after="80" w:line="276" w:lineRule="auto"/>
+        <w:ind w:left="259" w:hanging="259"/>
       </w:pPr>
       <w:r>
         <w:rPr>
-          <w:rFonts w:ascii="Calibri" w:hAnsi="Calibri" w:eastAsia="Microsoft YaHei"/>
-          <w:b w:val="0"/>
-          <w:color w:val="1F1F1F"/>
-          <w:sz w:val="21"/>
+          <w:rFonts w:ascii="PingFang SC" w:hAnsi="PingFang SC" w:eastAsia="PingFang SC" w:cs="PingFang SC"/>
+          <w:color w:val="222B36"/>
+          <w:sz w:val="20"/>
         </w:rPr>
-        <w:t>图表数据源包括需求、工单、开发、SIT、UAT、NFT、SEC、投产系统/制品以及混合数据源。</w:t>
+        <w:t>3. 图表数据源包括需求、工单、开发、SIT、UAT、NFT、SEC、投产系统/制品以及混合数据源。</w:t>
       </w:r>
     </w:p>
     <w:p>
       <w:pPr>
-        <w:pStyle w:val="ListBullet"/>
-        <w:spacing w:before="0" w:after="80" w:line="300" w:lineRule="auto"/>
+        <w:spacing w:before="0" w:after="80" w:line="276" w:lineRule="auto"/>
+        <w:ind w:left="259" w:hanging="259"/>
       </w:pPr>
       <w:r>
         <w:rPr>
-          <w:rFonts w:ascii="Calibri" w:hAnsi="Calibri" w:eastAsia="Microsoft YaHei"/>
-          <w:b w:val="0"/>
-          <w:color w:val="1F1F1F"/>
-          <w:sz w:val="21"/>
+          <w:rFonts w:ascii="PingFang SC" w:hAnsi="PingFang SC" w:eastAsia="PingFang SC" w:cs="PingFang SC"/>
+          <w:color w:val="222B36"/>
+          <w:sz w:val="20"/>
         </w:rPr>
-        <w:t>点击图表元素可钻取底层记录。</w:t>
+        <w:t>4. 点击图表元素可钻取底层记录。</w:t>
       </w:r>
     </w:p>
     <w:p>
       <w:pPr>
-        <w:pStyle w:val="ListBullet"/>
-        <w:spacing w:before="0" w:after="80" w:line="300" w:lineRule="auto"/>
+        <w:spacing w:before="0" w:after="80" w:line="276" w:lineRule="auto"/>
+        <w:ind w:left="259" w:hanging="259"/>
       </w:pPr>
       <w:r>
         <w:rPr>
-          <w:rFonts w:ascii="Calibri" w:hAnsi="Calibri" w:eastAsia="Microsoft YaHei"/>
-          <w:b w:val="0"/>
-          <w:color w:val="1F1F1F"/>
-          <w:sz w:val="21"/>
+          <w:rFonts w:ascii="PingFang SC" w:hAnsi="PingFang SC" w:eastAsia="PingFang SC" w:cs="PingFang SC"/>
+          <w:color w:val="222B36"/>
+          <w:sz w:val="20"/>
         </w:rPr>
-        <w:t>个人图表仅当前用户可见；系统图表对所有人可见，需要系统图表管理权限维护。</w:t>
+        <w:t>5. 个人图表仅当前用户可见；系统图表对所有人可见，需要系统图表管理权限维护。</w:t>
       </w:r>
     </w:p>
     <w:p>
@@ -2544,116 +2525,86 @@
     </w:p>
     <w:p>
       <w:pPr>
-        <w:pStyle w:val="ListNumber"/>
-        <w:numPr>
-          <w:ilvl w:val="0"/>
-          <w:numId w:val="11"/>
-        </w:numPr>
-        <w:spacing w:before="0" w:after="80" w:line="300" w:lineRule="auto"/>
+        <w:spacing w:before="0" w:after="80" w:line="276" w:lineRule="auto"/>
+        <w:ind w:left="259" w:hanging="259"/>
       </w:pPr>
       <w:r>
         <w:rPr>
-          <w:rFonts w:ascii="Calibri" w:hAnsi="Calibri" w:eastAsia="Microsoft YaHei"/>
-          <w:b w:val="0"/>
-          <w:color w:val="1F1F1F"/>
-          <w:sz w:val="21"/>
+          <w:rFonts w:ascii="PingFang SC" w:hAnsi="PingFang SC" w:eastAsia="PingFang SC" w:cs="PingFang SC"/>
+          <w:color w:val="222B36"/>
+          <w:sz w:val="20"/>
         </w:rPr>
-        <w:t>进入「版本概览」。</w:t>
+        <w:t>1. 进入「版本概览」。</w:t>
       </w:r>
     </w:p>
     <w:p>
       <w:pPr>
-        <w:pStyle w:val="ListNumber"/>
-        <w:numPr>
-          <w:ilvl w:val="0"/>
-          <w:numId w:val="11"/>
-        </w:numPr>
-        <w:spacing w:before="0" w:after="80" w:line="300" w:lineRule="auto"/>
+        <w:spacing w:before="0" w:after="80" w:line="276" w:lineRule="auto"/>
+        <w:ind w:left="259" w:hanging="259"/>
       </w:pPr>
       <w:r>
         <w:rPr>
-          <w:rFonts w:ascii="Calibri" w:hAnsi="Calibri" w:eastAsia="Microsoft YaHei"/>
-          <w:b w:val="0"/>
-          <w:color w:val="1F1F1F"/>
-          <w:sz w:val="21"/>
+          <w:rFonts w:ascii="PingFang SC" w:hAnsi="PingFang SC" w:eastAsia="PingFang SC" w:cs="PingFang SC"/>
+          <w:color w:val="222B36"/>
+          <w:sz w:val="20"/>
         </w:rPr>
-        <w:t>选择投产点或使用默认投产点。</w:t>
+        <w:t>2. 选择投产点或使用默认投产点。</w:t>
       </w:r>
     </w:p>
     <w:p>
       <w:pPr>
-        <w:pStyle w:val="ListNumber"/>
-        <w:numPr>
-          <w:ilvl w:val="0"/>
-          <w:numId w:val="11"/>
-        </w:numPr>
-        <w:spacing w:before="0" w:after="80" w:line="300" w:lineRule="auto"/>
+        <w:spacing w:before="0" w:after="80" w:line="276" w:lineRule="auto"/>
+        <w:ind w:left="259" w:hanging="259"/>
       </w:pPr>
       <w:r>
         <w:rPr>
-          <w:rFonts w:ascii="Calibri" w:hAnsi="Calibri" w:eastAsia="Microsoft YaHei"/>
-          <w:b w:val="0"/>
-          <w:color w:val="1F1F1F"/>
-          <w:sz w:val="21"/>
+          <w:rFonts w:ascii="PingFang SC" w:hAnsi="PingFang SC" w:eastAsia="PingFang SC" w:cs="PingFang SC"/>
+          <w:color w:val="222B36"/>
+          <w:sz w:val="20"/>
         </w:rPr>
-        <w:t>按实施机构查看卡片分组。</w:t>
+        <w:t>3. 按实施机构查看卡片分组。</w:t>
       </w:r>
     </w:p>
     <w:p>
       <w:pPr>
-        <w:pStyle w:val="ListNumber"/>
-        <w:numPr>
-          <w:ilvl w:val="0"/>
-          <w:numId w:val="11"/>
-        </w:numPr>
-        <w:spacing w:before="0" w:after="80" w:line="300" w:lineRule="auto"/>
+        <w:spacing w:before="0" w:after="80" w:line="276" w:lineRule="auto"/>
+        <w:ind w:left="259" w:hanging="259"/>
       </w:pPr>
       <w:r>
         <w:rPr>
-          <w:rFonts w:ascii="Calibri" w:hAnsi="Calibri" w:eastAsia="Microsoft YaHei"/>
-          <w:b w:val="0"/>
-          <w:color w:val="1F1F1F"/>
-          <w:sz w:val="21"/>
+          <w:rFonts w:ascii="PingFang SC" w:hAnsi="PingFang SC" w:eastAsia="PingFang SC" w:cs="PingFang SC"/>
+          <w:color w:val="222B36"/>
+          <w:sz w:val="20"/>
         </w:rPr>
-        <w:t>查看卡片上的当前阶段和链路节点。</w:t>
+        <w:t>4. 查看卡片上的当前阶段和链路节点。</w:t>
       </w:r>
     </w:p>
     <w:p>
       <w:pPr>
-        <w:pStyle w:val="ListNumber"/>
-        <w:numPr>
-          <w:ilvl w:val="0"/>
-          <w:numId w:val="11"/>
-        </w:numPr>
-        <w:spacing w:before="0" w:after="80" w:line="300" w:lineRule="auto"/>
+        <w:spacing w:before="0" w:after="80" w:line="276" w:lineRule="auto"/>
+        <w:ind w:left="259" w:hanging="259"/>
       </w:pPr>
       <w:r>
         <w:rPr>
-          <w:rFonts w:ascii="Calibri" w:hAnsi="Calibri" w:eastAsia="Microsoft YaHei"/>
-          <w:b w:val="0"/>
-          <w:color w:val="1F1F1F"/>
-          <w:sz w:val="21"/>
+          <w:rFonts w:ascii="PingFang SC" w:hAnsi="PingFang SC" w:eastAsia="PingFang SC" w:cs="PingFang SC"/>
+          <w:color w:val="222B36"/>
+          <w:sz w:val="20"/>
         </w:rPr>
-        <w:t>点击卡片进入全生命周期详情。</w:t>
+        <w:t>5. 点击卡片进入全生命周期详情。</w:t>
       </w:r>
     </w:p>
     <w:p>
       <w:pPr>
-        <w:pStyle w:val="ListNumber"/>
-        <w:numPr>
-          <w:ilvl w:val="0"/>
-          <w:numId w:val="11"/>
-        </w:numPr>
-        <w:spacing w:before="0" w:after="80" w:line="300" w:lineRule="auto"/>
+        <w:spacing w:before="0" w:after="80" w:line="276" w:lineRule="auto"/>
+        <w:ind w:left="259" w:hanging="259"/>
       </w:pPr>
       <w:r>
         <w:rPr>
-          <w:rFonts w:ascii="Calibri" w:hAnsi="Calibri" w:eastAsia="Microsoft YaHei"/>
-          <w:b w:val="0"/>
-          <w:color w:val="1F1F1F"/>
-          <w:sz w:val="21"/>
+          <w:rFonts w:ascii="PingFang SC" w:hAnsi="PingFang SC" w:eastAsia="PingFang SC" w:cs="PingFang SC"/>
+          <w:color w:val="222B36"/>
+          <w:sz w:val="20"/>
         </w:rPr>
-        <w:t>在详情中查看需求/工单信息、开发任务、测试任务、投产审批、附件和历史记录。</w:t>
+        <w:t>6. 在详情中查看需求/工单信息、开发任务、测试任务、投产审批、附件和历史记录。</w:t>
       </w:r>
     </w:p>
     <w:tbl>
@@ -3159,135 +3110,100 @@
     </w:p>
     <w:p>
       <w:pPr>
-        <w:pStyle w:val="ListNumber"/>
-        <w:numPr>
-          <w:ilvl w:val="0"/>
-          <w:numId w:val="12"/>
-        </w:numPr>
-        <w:spacing w:before="0" w:after="80" w:line="300" w:lineRule="auto"/>
+        <w:spacing w:before="0" w:after="80" w:line="276" w:lineRule="auto"/>
+        <w:ind w:left="259" w:hanging="259"/>
       </w:pPr>
       <w:r>
         <w:rPr>
-          <w:rFonts w:ascii="Calibri" w:hAnsi="Calibri" w:eastAsia="Microsoft YaHei"/>
-          <w:b w:val="0"/>
-          <w:color w:val="1F1F1F"/>
-          <w:sz w:val="21"/>
+          <w:rFonts w:ascii="PingFang SC" w:hAnsi="PingFang SC" w:eastAsia="PingFang SC" w:cs="PingFang SC"/>
+          <w:color w:val="222B36"/>
+          <w:sz w:val="20"/>
         </w:rPr>
-        <w:t>进入「需求分析」。</w:t>
+        <w:t>1. 进入「需求分析」。</w:t>
       </w:r>
     </w:p>
     <w:p>
       <w:pPr>
-        <w:pStyle w:val="ListNumber"/>
-        <w:numPr>
-          <w:ilvl w:val="0"/>
-          <w:numId w:val="12"/>
-        </w:numPr>
-        <w:spacing w:before="0" w:after="80" w:line="300" w:lineRule="auto"/>
+        <w:spacing w:before="0" w:after="80" w:line="276" w:lineRule="auto"/>
+        <w:ind w:left="259" w:hanging="259"/>
       </w:pPr>
       <w:r>
         <w:rPr>
-          <w:rFonts w:ascii="Calibri" w:hAnsi="Calibri" w:eastAsia="Microsoft YaHei"/>
-          <w:b w:val="0"/>
-          <w:color w:val="1F1F1F"/>
-          <w:sz w:val="21"/>
+          <w:rFonts w:ascii="PingFang SC" w:hAnsi="PingFang SC" w:eastAsia="PingFang SC" w:cs="PingFang SC"/>
+          <w:color w:val="222B36"/>
+          <w:sz w:val="20"/>
         </w:rPr>
-        <w:t>点击「添加需求」。</w:t>
+        <w:t>2. 点击「添加需求」。</w:t>
       </w:r>
     </w:p>
     <w:p>
       <w:pPr>
-        <w:pStyle w:val="ListNumber"/>
-        <w:numPr>
-          <w:ilvl w:val="0"/>
-          <w:numId w:val="12"/>
-        </w:numPr>
-        <w:spacing w:before="0" w:after="80" w:line="300" w:lineRule="auto"/>
+        <w:spacing w:before="0" w:after="80" w:line="276" w:lineRule="auto"/>
+        <w:ind w:left="259" w:hanging="259"/>
       </w:pPr>
       <w:r>
         <w:rPr>
-          <w:rFonts w:ascii="Calibri" w:hAnsi="Calibri" w:eastAsia="Microsoft YaHei"/>
-          <w:b w:val="0"/>
-          <w:color w:val="1F1F1F"/>
-          <w:sz w:val="21"/>
+          <w:rFonts w:ascii="PingFang SC" w:hAnsi="PingFang SC" w:eastAsia="PingFang SC" w:cs="PingFang SC"/>
+          <w:color w:val="222B36"/>
+          <w:sz w:val="20"/>
         </w:rPr>
-        <w:t>选择计划投产点，系统可按编号规则生成需求编号。</w:t>
+        <w:t>3. 选择计划投产点，系统可按编号规则生成需求编号。</w:t>
       </w:r>
     </w:p>
     <w:p>
       <w:pPr>
-        <w:pStyle w:val="ListNumber"/>
-        <w:numPr>
-          <w:ilvl w:val="0"/>
-          <w:numId w:val="12"/>
-        </w:numPr>
-        <w:spacing w:before="0" w:after="80" w:line="300" w:lineRule="auto"/>
+        <w:spacing w:before="0" w:after="80" w:line="276" w:lineRule="auto"/>
+        <w:ind w:left="259" w:hanging="259"/>
       </w:pPr>
       <w:r>
         <w:rPr>
-          <w:rFonts w:ascii="Calibri" w:hAnsi="Calibri" w:eastAsia="Microsoft YaHei"/>
-          <w:b w:val="0"/>
-          <w:color w:val="1F1F1F"/>
-          <w:sz w:val="21"/>
+          <w:rFonts w:ascii="PingFang SC" w:hAnsi="PingFang SC" w:eastAsia="PingFang SC" w:cs="PingFang SC"/>
+          <w:color w:val="222B36"/>
+          <w:sz w:val="20"/>
         </w:rPr>
-        <w:t>填写需求标题、需求概述、需求类型、是否涉账、提出部门、提出人、业务负责人等信息。</w:t>
+        <w:t>4. 填写需求标题、需求概述、需求类型、是否涉账、提出部门、提出人、业务负责人等信息。</w:t>
       </w:r>
     </w:p>
     <w:p>
       <w:pPr>
-        <w:pStyle w:val="ListNumber"/>
-        <w:numPr>
-          <w:ilvl w:val="0"/>
-          <w:numId w:val="12"/>
-        </w:numPr>
-        <w:spacing w:before="0" w:after="80" w:line="300" w:lineRule="auto"/>
+        <w:spacing w:before="0" w:after="80" w:line="276" w:lineRule="auto"/>
+        <w:ind w:left="259" w:hanging="259"/>
       </w:pPr>
       <w:r>
         <w:rPr>
-          <w:rFonts w:ascii="Calibri" w:hAnsi="Calibri" w:eastAsia="Microsoft YaHei"/>
-          <w:b w:val="0"/>
-          <w:color w:val="1F1F1F"/>
-          <w:sz w:val="21"/>
+          <w:rFonts w:ascii="PingFang SC" w:hAnsi="PingFang SC" w:eastAsia="PingFang SC" w:cs="PingFang SC"/>
+          <w:color w:val="222B36"/>
+          <w:sz w:val="20"/>
         </w:rPr>
-        <w:t>选择主责系统、协同改造系统和协同测试系统。</w:t>
+        <w:t>5. 选择主责系统、协同改造系统和协同测试系统。</w:t>
       </w:r>
     </w:p>
     <w:p>
       <w:pPr>
-        <w:pStyle w:val="ListNumber"/>
-        <w:numPr>
-          <w:ilvl w:val="0"/>
-          <w:numId w:val="12"/>
-        </w:numPr>
-        <w:spacing w:before="0" w:after="80" w:line="300" w:lineRule="auto"/>
+        <w:spacing w:before="0" w:after="80" w:line="276" w:lineRule="auto"/>
+        <w:ind w:left="259" w:hanging="259"/>
       </w:pPr>
       <w:r>
         <w:rPr>
-          <w:rFonts w:ascii="Calibri" w:hAnsi="Calibri" w:eastAsia="Microsoft YaHei"/>
-          <w:b w:val="0"/>
-          <w:color w:val="1F1F1F"/>
-          <w:sz w:val="21"/>
+          <w:rFonts w:ascii="PingFang SC" w:hAnsi="PingFang SC" w:eastAsia="PingFang SC" w:cs="PingFang SC"/>
+          <w:color w:val="222B36"/>
+          <w:sz w:val="20"/>
         </w:rPr>
-        <w:t>按需要上传或登记需求说明书路径。</w:t>
+        <w:t>6. 按需要上传或登记需求说明书路径。</w:t>
       </w:r>
     </w:p>
     <w:p>
       <w:pPr>
-        <w:pStyle w:val="ListNumber"/>
-        <w:numPr>
-          <w:ilvl w:val="0"/>
-          <w:numId w:val="12"/>
-        </w:numPr>
-        <w:spacing w:before="0" w:after="80" w:line="300" w:lineRule="auto"/>
+        <w:spacing w:before="0" w:after="80" w:line="276" w:lineRule="auto"/>
+        <w:ind w:left="259" w:hanging="259"/>
       </w:pPr>
       <w:r>
         <w:rPr>
-          <w:rFonts w:ascii="Calibri" w:hAnsi="Calibri" w:eastAsia="Microsoft YaHei"/>
-          <w:b w:val="0"/>
-          <w:color w:val="1F1F1F"/>
-          <w:sz w:val="21"/>
+          <w:rFonts w:ascii="PingFang SC" w:hAnsi="PingFang SC" w:eastAsia="PingFang SC" w:cs="PingFang SC"/>
+          <w:color w:val="222B36"/>
+          <w:sz w:val="20"/>
         </w:rPr>
-        <w:t>点击保存。</w:t>
+        <w:t>7. 点击保存。</w:t>
       </w:r>
     </w:p>
     <w:p>
@@ -3300,62 +3216,58 @@
     </w:p>
     <w:p>
       <w:pPr>
-        <w:pStyle w:val="ListBullet"/>
-        <w:spacing w:before="0" w:after="80" w:line="300" w:lineRule="auto"/>
+        <w:spacing w:before="0" w:after="80" w:line="276" w:lineRule="auto"/>
+        <w:ind w:left="259" w:hanging="259"/>
       </w:pPr>
       <w:r>
         <w:rPr>
-          <w:rFonts w:ascii="Calibri" w:hAnsi="Calibri" w:eastAsia="Microsoft YaHei"/>
-          <w:b w:val="0"/>
-          <w:color w:val="1F1F1F"/>
-          <w:sz w:val="21"/>
+          <w:rFonts w:ascii="PingFang SC" w:hAnsi="PingFang SC" w:eastAsia="PingFang SC" w:cs="PingFang SC"/>
+          <w:color w:val="222B36"/>
+          <w:sz w:val="20"/>
         </w:rPr>
-        <w:t>需求已关联开发或测试任务后，需求编号不可修改。</w:t>
+        <w:t>1. 需求已关联开发或测试任务后，需求编号不可修改。</w:t>
       </w:r>
     </w:p>
     <w:p>
       <w:pPr>
-        <w:pStyle w:val="ListBullet"/>
-        <w:spacing w:before="0" w:after="80" w:line="300" w:lineRule="auto"/>
+        <w:spacing w:before="0" w:after="80" w:line="276" w:lineRule="auto"/>
+        <w:ind w:left="259" w:hanging="259"/>
       </w:pPr>
       <w:r>
         <w:rPr>
-          <w:rFonts w:ascii="Calibri" w:hAnsi="Calibri" w:eastAsia="Microsoft YaHei"/>
-          <w:b w:val="0"/>
-          <w:color w:val="1F1F1F"/>
-          <w:sz w:val="21"/>
+          <w:rFonts w:ascii="PingFang SC" w:hAnsi="PingFang SC" w:eastAsia="PingFang SC" w:cs="PingFang SC"/>
+          <w:color w:val="222B36"/>
+          <w:sz w:val="20"/>
         </w:rPr>
-        <w:t>需求已关联开发或测试任务后，不允许删除。</w:t>
+        <w:t>2. 需求已关联开发或测试任务后，不允许删除。</w:t>
       </w:r>
     </w:p>
     <w:p>
       <w:pPr>
-        <w:pStyle w:val="ListBullet"/>
-        <w:spacing w:before="0" w:after="80" w:line="300" w:lineRule="auto"/>
+        <w:spacing w:before="0" w:after="80" w:line="276" w:lineRule="auto"/>
+        <w:ind w:left="259" w:hanging="259"/>
       </w:pPr>
       <w:r>
         <w:rPr>
-          <w:rFonts w:ascii="Calibri" w:hAnsi="Calibri" w:eastAsia="Microsoft YaHei"/>
-          <w:b w:val="0"/>
-          <w:color w:val="1F1F1F"/>
-          <w:sz w:val="21"/>
+          <w:rFonts w:ascii="PingFang SC" w:hAnsi="PingFang SC" w:eastAsia="PingFang SC" w:cs="PingFang SC"/>
+          <w:color w:val="222B36"/>
+          <w:sz w:val="20"/>
         </w:rPr>
-        <w:t>需求进入分析完成等终态时，至少需要填写 1 个主责系统。</w:t>
+        <w:t>3. 需求进入分析完成等终态时，至少需要填写 1 个主责系统。</w:t>
       </w:r>
     </w:p>
     <w:p>
       <w:pPr>
-        <w:pStyle w:val="ListBullet"/>
-        <w:spacing w:before="0" w:after="80" w:line="300" w:lineRule="auto"/>
+        <w:spacing w:before="0" w:after="80" w:line="276" w:lineRule="auto"/>
+        <w:ind w:left="259" w:hanging="259"/>
       </w:pPr>
       <w:r>
         <w:rPr>
-          <w:rFonts w:ascii="Calibri" w:hAnsi="Calibri" w:eastAsia="Microsoft YaHei"/>
-          <w:b w:val="0"/>
-          <w:color w:val="1F1F1F"/>
-          <w:sz w:val="21"/>
+          <w:rFonts w:ascii="PingFang SC" w:hAnsi="PingFang SC" w:eastAsia="PingFang SC" w:cs="PingFang SC"/>
+          <w:color w:val="222B36"/>
+          <w:sz w:val="20"/>
         </w:rPr>
-        <w:t>必填字段由系统设置中的必填项矩阵决定，页面和后端都会校验。</w:t>
+        <w:t>4. 必填字段由系统设置中的必填项矩阵决定，页面和后端都会校验。</w:t>
       </w:r>
     </w:p>
     <w:p>
@@ -3390,116 +3302,86 @@
     </w:p>
     <w:p>
       <w:pPr>
-        <w:pStyle w:val="ListNumber"/>
-        <w:numPr>
-          <w:ilvl w:val="0"/>
-          <w:numId w:val="13"/>
-        </w:numPr>
-        <w:spacing w:before="0" w:after="80" w:line="300" w:lineRule="auto"/>
+        <w:spacing w:before="0" w:after="80" w:line="276" w:lineRule="auto"/>
+        <w:ind w:left="259" w:hanging="259"/>
       </w:pPr>
       <w:r>
         <w:rPr>
-          <w:rFonts w:ascii="Calibri" w:hAnsi="Calibri" w:eastAsia="Microsoft YaHei"/>
-          <w:b w:val="0"/>
-          <w:color w:val="1F1F1F"/>
-          <w:sz w:val="21"/>
+          <w:rFonts w:ascii="PingFang SC" w:hAnsi="PingFang SC" w:eastAsia="PingFang SC" w:cs="PingFang SC"/>
+          <w:color w:val="222B36"/>
+          <w:sz w:val="20"/>
         </w:rPr>
-        <w:t>进入「工单分析」。</w:t>
+        <w:t>1. 进入「工单分析」。</w:t>
       </w:r>
     </w:p>
     <w:p>
       <w:pPr>
-        <w:pStyle w:val="ListNumber"/>
-        <w:numPr>
-          <w:ilvl w:val="0"/>
-          <w:numId w:val="13"/>
-        </w:numPr>
-        <w:spacing w:before="0" w:after="80" w:line="300" w:lineRule="auto"/>
+        <w:spacing w:before="0" w:after="80" w:line="276" w:lineRule="auto"/>
+        <w:ind w:left="259" w:hanging="259"/>
       </w:pPr>
       <w:r>
         <w:rPr>
-          <w:rFonts w:ascii="Calibri" w:hAnsi="Calibri" w:eastAsia="Microsoft YaHei"/>
-          <w:b w:val="0"/>
-          <w:color w:val="1F1F1F"/>
-          <w:sz w:val="21"/>
+          <w:rFonts w:ascii="PingFang SC" w:hAnsi="PingFang SC" w:eastAsia="PingFang SC" w:cs="PingFang SC"/>
+          <w:color w:val="222B36"/>
+          <w:sz w:val="20"/>
         </w:rPr>
-        <w:t>点击「添加工单」。</w:t>
+        <w:t>2. 点击「添加工单」。</w:t>
       </w:r>
     </w:p>
     <w:p>
       <w:pPr>
-        <w:pStyle w:val="ListNumber"/>
-        <w:numPr>
-          <w:ilvl w:val="0"/>
-          <w:numId w:val="13"/>
-        </w:numPr>
-        <w:spacing w:before="0" w:after="80" w:line="300" w:lineRule="auto"/>
+        <w:spacing w:before="0" w:after="80" w:line="276" w:lineRule="auto"/>
+        <w:ind w:left="259" w:hanging="259"/>
       </w:pPr>
       <w:r>
         <w:rPr>
-          <w:rFonts w:ascii="Calibri" w:hAnsi="Calibri" w:eastAsia="Microsoft YaHei"/>
-          <w:b w:val="0"/>
-          <w:color w:val="1F1F1F"/>
-          <w:sz w:val="21"/>
+          <w:rFonts w:ascii="PingFang SC" w:hAnsi="PingFang SC" w:eastAsia="PingFang SC" w:cs="PingFang SC"/>
+          <w:color w:val="222B36"/>
+          <w:sz w:val="20"/>
         </w:rPr>
-        <w:t>输入或选择工单编号。若输入问题编号或 PAMS 工单号，系统会进行联想查询。</w:t>
+        <w:t>3. 输入或选择工单编号。若输入问题编号或 PAMS 工单号，系统会进行联想查询。</w:t>
       </w:r>
     </w:p>
     <w:p>
       <w:pPr>
-        <w:pStyle w:val="ListNumber"/>
-        <w:numPr>
-          <w:ilvl w:val="0"/>
-          <w:numId w:val="13"/>
-        </w:numPr>
-        <w:spacing w:before="0" w:after="80" w:line="300" w:lineRule="auto"/>
+        <w:spacing w:before="0" w:after="80" w:line="276" w:lineRule="auto"/>
+        <w:ind w:left="259" w:hanging="259"/>
       </w:pPr>
       <w:r>
         <w:rPr>
-          <w:rFonts w:ascii="Calibri" w:hAnsi="Calibri" w:eastAsia="Microsoft YaHei"/>
-          <w:b w:val="0"/>
-          <w:color w:val="1F1F1F"/>
-          <w:sz w:val="21"/>
+          <w:rFonts w:ascii="PingFang SC" w:hAnsi="PingFang SC" w:eastAsia="PingFang SC" w:cs="PingFang SC"/>
+          <w:color w:val="222B36"/>
+          <w:sz w:val="20"/>
         </w:rPr>
-        <w:t>选择联想结果后，系统可回填问题摘要、详情、分类和系统。</w:t>
+        <w:t>4. 选择联想结果后，系统可回填问题摘要、详情、分类和系统。</w:t>
       </w:r>
     </w:p>
     <w:p>
       <w:pPr>
-        <w:pStyle w:val="ListNumber"/>
-        <w:numPr>
-          <w:ilvl w:val="0"/>
-          <w:numId w:val="13"/>
-        </w:numPr>
-        <w:spacing w:before="0" w:after="80" w:line="300" w:lineRule="auto"/>
+        <w:spacing w:before="0" w:after="80" w:line="276" w:lineRule="auto"/>
+        <w:ind w:left="259" w:hanging="259"/>
       </w:pPr>
       <w:r>
         <w:rPr>
-          <w:rFonts w:ascii="Calibri" w:hAnsi="Calibri" w:eastAsia="Microsoft YaHei"/>
-          <w:b w:val="0"/>
-          <w:color w:val="1F1F1F"/>
-          <w:sz w:val="21"/>
+          <w:rFonts w:ascii="PingFang SC" w:hAnsi="PingFang SC" w:eastAsia="PingFang SC" w:cs="PingFang SC"/>
+          <w:color w:val="222B36"/>
+          <w:sz w:val="20"/>
         </w:rPr>
-        <w:t>补充工单类型、计划投产点、提出人、负责人和系统信息。</w:t>
+        <w:t>5. 补充工单类型、计划投产点、提出人、负责人和系统信息。</w:t>
       </w:r>
     </w:p>
     <w:p>
       <w:pPr>
-        <w:pStyle w:val="ListNumber"/>
-        <w:numPr>
-          <w:ilvl w:val="0"/>
-          <w:numId w:val="13"/>
-        </w:numPr>
-        <w:spacing w:before="0" w:after="80" w:line="300" w:lineRule="auto"/>
+        <w:spacing w:before="0" w:after="80" w:line="276" w:lineRule="auto"/>
+        <w:ind w:left="259" w:hanging="259"/>
       </w:pPr>
       <w:r>
         <w:rPr>
-          <w:rFonts w:ascii="Calibri" w:hAnsi="Calibri" w:eastAsia="Microsoft YaHei"/>
-          <w:b w:val="0"/>
-          <w:color w:val="1F1F1F"/>
-          <w:sz w:val="21"/>
+          <w:rFonts w:ascii="PingFang SC" w:hAnsi="PingFang SC" w:eastAsia="PingFang SC" w:cs="PingFang SC"/>
+          <w:color w:val="222B36"/>
+          <w:sz w:val="20"/>
         </w:rPr>
-        <w:t>点击保存。</w:t>
+        <w:t>6. 点击保存。</w:t>
       </w:r>
     </w:p>
     <w:p>
@@ -3512,62 +3394,58 @@
     </w:p>
     <w:p>
       <w:pPr>
-        <w:pStyle w:val="ListBullet"/>
-        <w:spacing w:before="0" w:after="80" w:line="300" w:lineRule="auto"/>
+        <w:spacing w:before="0" w:after="80" w:line="276" w:lineRule="auto"/>
+        <w:ind w:left="259" w:hanging="259"/>
       </w:pPr>
       <w:r>
         <w:rPr>
-          <w:rFonts w:ascii="Calibri" w:hAnsi="Calibri" w:eastAsia="Microsoft YaHei"/>
-          <w:b w:val="0"/>
-          <w:color w:val="1F1F1F"/>
-          <w:sz w:val="21"/>
+          <w:rFonts w:ascii="PingFang SC" w:hAnsi="PingFang SC" w:eastAsia="PingFang SC" w:cs="PingFang SC"/>
+          <w:color w:val="222B36"/>
+          <w:sz w:val="20"/>
         </w:rPr>
-        <w:t>工单编号可手动维护，但必须唯一。</w:t>
+        <w:t>1. 工单编号可手动维护，但必须唯一。</w:t>
       </w:r>
     </w:p>
     <w:p>
       <w:pPr>
-        <w:pStyle w:val="ListBullet"/>
-        <w:spacing w:before="0" w:after="80" w:line="300" w:lineRule="auto"/>
+        <w:spacing w:before="0" w:after="80" w:line="276" w:lineRule="auto"/>
+        <w:ind w:left="259" w:hanging="259"/>
       </w:pPr>
       <w:r>
         <w:rPr>
-          <w:rFonts w:ascii="Calibri" w:hAnsi="Calibri" w:eastAsia="Microsoft YaHei"/>
-          <w:b w:val="0"/>
-          <w:color w:val="1F1F1F"/>
-          <w:sz w:val="21"/>
+          <w:rFonts w:ascii="PingFang SC" w:hAnsi="PingFang SC" w:eastAsia="PingFang SC" w:cs="PingFang SC"/>
+          <w:color w:val="222B36"/>
+          <w:sz w:val="20"/>
         </w:rPr>
-        <w:t>已关联开发或测试任务后，工单编号不可修改，工单不可删除。</w:t>
+        <w:t>2. 已关联开发或测试任务后，工单编号不可修改，工单不可删除。</w:t>
       </w:r>
     </w:p>
     <w:p>
       <w:pPr>
-        <w:pStyle w:val="ListBullet"/>
-        <w:spacing w:before="0" w:after="80" w:line="300" w:lineRule="auto"/>
+        <w:spacing w:before="0" w:after="80" w:line="276" w:lineRule="auto"/>
+        <w:ind w:left="259" w:hanging="259"/>
       </w:pPr>
       <w:r>
         <w:rPr>
-          <w:rFonts w:ascii="Calibri" w:hAnsi="Calibri" w:eastAsia="Microsoft YaHei"/>
-          <w:b w:val="0"/>
-          <w:color w:val="1F1F1F"/>
-          <w:sz w:val="21"/>
+          <w:rFonts w:ascii="PingFang SC" w:hAnsi="PingFang SC" w:eastAsia="PingFang SC" w:cs="PingFang SC"/>
+          <w:color w:val="222B36"/>
+          <w:sz w:val="20"/>
         </w:rPr>
-        <w:t>工单进入分析完成等终态时，至少需要填写 1 个主责系统。</w:t>
+        <w:t>3. 工单进入分析完成等终态时，至少需要填写 1 个主责系统。</w:t>
       </w:r>
     </w:p>
     <w:p>
       <w:pPr>
-        <w:pStyle w:val="ListBullet"/>
-        <w:spacing w:before="0" w:after="80" w:line="300" w:lineRule="auto"/>
+        <w:spacing w:before="0" w:after="80" w:line="276" w:lineRule="auto"/>
+        <w:ind w:left="259" w:hanging="259"/>
       </w:pPr>
       <w:r>
         <w:rPr>
-          <w:rFonts w:ascii="Calibri" w:hAnsi="Calibri" w:eastAsia="Microsoft YaHei"/>
-          <w:b w:val="0"/>
-          <w:color w:val="1F1F1F"/>
-          <w:sz w:val="21"/>
+          <w:rFonts w:ascii="PingFang SC" w:hAnsi="PingFang SC" w:eastAsia="PingFang SC" w:cs="PingFang SC"/>
+          <w:color w:val="222B36"/>
+          <w:sz w:val="20"/>
         </w:rPr>
-        <w:t>工单可被开发承接、测试承接、投产申请引用，并进入投产审批。</w:t>
+        <w:t>4. 工单可被开发承接、测试承接、投产申请引用，并进入投产审批。</w:t>
       </w:r>
     </w:p>
     <w:p>
@@ -3602,116 +3480,86 @@
     </w:p>
     <w:p>
       <w:pPr>
-        <w:pStyle w:val="ListNumber"/>
-        <w:numPr>
-          <w:ilvl w:val="0"/>
-          <w:numId w:val="14"/>
-        </w:numPr>
-        <w:spacing w:before="0" w:after="80" w:line="300" w:lineRule="auto"/>
+        <w:spacing w:before="0" w:after="80" w:line="276" w:lineRule="auto"/>
+        <w:ind w:left="259" w:hanging="259"/>
       </w:pPr>
       <w:r>
         <w:rPr>
-          <w:rFonts w:ascii="Calibri" w:hAnsi="Calibri" w:eastAsia="Microsoft YaHei"/>
-          <w:b w:val="0"/>
-          <w:color w:val="1F1F1F"/>
-          <w:sz w:val="21"/>
+          <w:rFonts w:ascii="PingFang SC" w:hAnsi="PingFang SC" w:eastAsia="PingFang SC" w:cs="PingFang SC"/>
+          <w:color w:val="222B36"/>
+          <w:sz w:val="20"/>
         </w:rPr>
-        <w:t>进入「开发管理」。</w:t>
+        <w:t>1. 进入「开发管理」。</w:t>
       </w:r>
     </w:p>
     <w:p>
       <w:pPr>
-        <w:pStyle w:val="ListNumber"/>
-        <w:numPr>
-          <w:ilvl w:val="0"/>
-          <w:numId w:val="14"/>
-        </w:numPr>
-        <w:spacing w:before="0" w:after="80" w:line="300" w:lineRule="auto"/>
+        <w:spacing w:before="0" w:after="80" w:line="276" w:lineRule="auto"/>
+        <w:ind w:left="259" w:hanging="259"/>
       </w:pPr>
       <w:r>
         <w:rPr>
-          <w:rFonts w:ascii="Calibri" w:hAnsi="Calibri" w:eastAsia="Microsoft YaHei"/>
-          <w:b w:val="0"/>
-          <w:color w:val="1F1F1F"/>
-          <w:sz w:val="21"/>
+          <w:rFonts w:ascii="PingFang SC" w:hAnsi="PingFang SC" w:eastAsia="PingFang SC" w:cs="PingFang SC"/>
+          <w:color w:val="222B36"/>
+          <w:sz w:val="20"/>
         </w:rPr>
-        <w:t>点击承接开发入口。</w:t>
+        <w:t>2. 点击承接开发入口。</w:t>
       </w:r>
     </w:p>
     <w:p>
       <w:pPr>
-        <w:pStyle w:val="ListNumber"/>
-        <w:numPr>
-          <w:ilvl w:val="0"/>
-          <w:numId w:val="14"/>
-        </w:numPr>
-        <w:spacing w:before="0" w:after="80" w:line="300" w:lineRule="auto"/>
+        <w:spacing w:before="0" w:after="80" w:line="276" w:lineRule="auto"/>
+        <w:ind w:left="259" w:hanging="259"/>
       </w:pPr>
       <w:r>
         <w:rPr>
-          <w:rFonts w:ascii="Calibri" w:hAnsi="Calibri" w:eastAsia="Microsoft YaHei"/>
-          <w:b w:val="0"/>
-          <w:color w:val="1F1F1F"/>
-          <w:sz w:val="21"/>
+          <w:rFonts w:ascii="PingFang SC" w:hAnsi="PingFang SC" w:eastAsia="PingFang SC" w:cs="PingFang SC"/>
+          <w:color w:val="222B36"/>
+          <w:sz w:val="20"/>
         </w:rPr>
-        <w:t>选择关联需求或工单编号。</w:t>
+        <w:t>3. 选择关联需求或工单编号。</w:t>
       </w:r>
     </w:p>
     <w:p>
       <w:pPr>
-        <w:pStyle w:val="ListNumber"/>
-        <w:numPr>
-          <w:ilvl w:val="0"/>
-          <w:numId w:val="14"/>
-        </w:numPr>
-        <w:spacing w:before="0" w:after="80" w:line="300" w:lineRule="auto"/>
+        <w:spacing w:before="0" w:after="80" w:line="276" w:lineRule="auto"/>
+        <w:ind w:left="259" w:hanging="259"/>
       </w:pPr>
       <w:r>
         <w:rPr>
-          <w:rFonts w:ascii="Calibri" w:hAnsi="Calibri" w:eastAsia="Microsoft YaHei"/>
-          <w:b w:val="0"/>
-          <w:color w:val="1F1F1F"/>
-          <w:sz w:val="21"/>
+          <w:rFonts w:ascii="PingFang SC" w:hAnsi="PingFang SC" w:eastAsia="PingFang SC" w:cs="PingFang SC"/>
+          <w:color w:val="222B36"/>
+          <w:sz w:val="20"/>
         </w:rPr>
-        <w:t>查看承接预览。系统会按主责系统和协同改造系统列出待建任务。</w:t>
+        <w:t>4. 查看承接预览。系统会按主责系统和协同改造系统列出待建任务。</w:t>
       </w:r>
     </w:p>
     <w:p>
       <w:pPr>
-        <w:pStyle w:val="ListNumber"/>
-        <w:numPr>
-          <w:ilvl w:val="0"/>
-          <w:numId w:val="14"/>
-        </w:numPr>
-        <w:spacing w:before="0" w:after="80" w:line="300" w:lineRule="auto"/>
+        <w:spacing w:before="0" w:after="80" w:line="276" w:lineRule="auto"/>
+        <w:ind w:left="259" w:hanging="259"/>
       </w:pPr>
       <w:r>
         <w:rPr>
-          <w:rFonts w:ascii="Calibri" w:hAnsi="Calibri" w:eastAsia="Microsoft YaHei"/>
-          <w:b w:val="0"/>
-          <w:color w:val="1F1F1F"/>
-          <w:sz w:val="21"/>
+          <w:rFonts w:ascii="PingFang SC" w:hAnsi="PingFang SC" w:eastAsia="PingFang SC" w:cs="PingFang SC"/>
+          <w:color w:val="222B36"/>
+          <w:sz w:val="20"/>
         </w:rPr>
-        <w:t>确认需要承接的系统。</w:t>
+        <w:t>5. 确认需要承接的系统。</w:t>
       </w:r>
     </w:p>
     <w:p>
       <w:pPr>
-        <w:pStyle w:val="ListNumber"/>
-        <w:numPr>
-          <w:ilvl w:val="0"/>
-          <w:numId w:val="14"/>
-        </w:numPr>
-        <w:spacing w:before="0" w:after="80" w:line="300" w:lineRule="auto"/>
+        <w:spacing w:before="0" w:after="80" w:line="276" w:lineRule="auto"/>
+        <w:ind w:left="259" w:hanging="259"/>
       </w:pPr>
       <w:r>
         <w:rPr>
-          <w:rFonts w:ascii="Calibri" w:hAnsi="Calibri" w:eastAsia="Microsoft YaHei"/>
-          <w:b w:val="0"/>
-          <w:color w:val="1F1F1F"/>
-          <w:sz w:val="21"/>
+          <w:rFonts w:ascii="PingFang SC" w:hAnsi="PingFang SC" w:eastAsia="PingFang SC" w:cs="PingFang SC"/>
+          <w:color w:val="222B36"/>
+          <w:sz w:val="20"/>
         </w:rPr>
-        <w:t>提交后系统为尚未建任务的系统生成开发任务。</w:t>
+        <w:t>6. 提交后系统为尚未建任务的系统生成开发任务。</w:t>
       </w:r>
     </w:p>
     <w:p>
@@ -3724,62 +3572,58 @@
     </w:p>
     <w:p>
       <w:pPr>
-        <w:pStyle w:val="ListBullet"/>
-        <w:spacing w:before="0" w:after="80" w:line="300" w:lineRule="auto"/>
+        <w:spacing w:before="0" w:after="80" w:line="276" w:lineRule="auto"/>
+        <w:ind w:left="259" w:hanging="259"/>
       </w:pPr>
       <w:r>
         <w:rPr>
-          <w:rFonts w:ascii="Calibri" w:hAnsi="Calibri" w:eastAsia="Microsoft YaHei"/>
-          <w:b w:val="0"/>
-          <w:color w:val="1F1F1F"/>
-          <w:sz w:val="21"/>
+          <w:rFonts w:ascii="PingFang SC" w:hAnsi="PingFang SC" w:eastAsia="PingFang SC" w:cs="PingFang SC"/>
+          <w:color w:val="222B36"/>
+          <w:sz w:val="20"/>
         </w:rPr>
-        <w:t>维护开发状态、负责人、实施系统、实施方、计划开始、计划结束、实际开始、实际结束。</w:t>
+        <w:t>1. 维护开发状态、负责人、实施系统、实施方、计划开始、计划结束、实际开始、实际结束。</w:t>
       </w:r>
     </w:p>
     <w:p>
       <w:pPr>
-        <w:pStyle w:val="ListBullet"/>
-        <w:spacing w:before="0" w:after="80" w:line="300" w:lineRule="auto"/>
+        <w:spacing w:before="0" w:after="80" w:line="276" w:lineRule="auto"/>
+        <w:ind w:left="259" w:hanging="259"/>
       </w:pPr>
       <w:r>
         <w:rPr>
-          <w:rFonts w:ascii="Calibri" w:hAnsi="Calibri" w:eastAsia="Microsoft YaHei"/>
-          <w:b w:val="0"/>
-          <w:color w:val="1F1F1F"/>
-          <w:sz w:val="21"/>
+          <w:rFonts w:ascii="PingFang SC" w:hAnsi="PingFang SC" w:eastAsia="PingFang SC" w:cs="PingFang SC"/>
+          <w:color w:val="222B36"/>
+          <w:sz w:val="20"/>
         </w:rPr>
-        <w:t>保存时系统自动计算排期偏差率。</w:t>
+        <w:t>2. 保存时系统自动计算排期偏差率。</w:t>
       </w:r>
     </w:p>
     <w:p>
       <w:pPr>
-        <w:pStyle w:val="ListBullet"/>
-        <w:spacing w:before="0" w:after="80" w:line="300" w:lineRule="auto"/>
+        <w:spacing w:before="0" w:after="80" w:line="276" w:lineRule="auto"/>
+        <w:ind w:left="259" w:hanging="259"/>
       </w:pPr>
       <w:r>
         <w:rPr>
-          <w:rFonts w:ascii="Calibri" w:hAnsi="Calibri" w:eastAsia="Microsoft YaHei"/>
-          <w:b w:val="0"/>
-          <w:color w:val="1F1F1F"/>
-          <w:sz w:val="21"/>
+          <w:rFonts w:ascii="PingFang SC" w:hAnsi="PingFang SC" w:eastAsia="PingFang SC" w:cs="PingFang SC"/>
+          <w:color w:val="222B36"/>
+          <w:sz w:val="20"/>
         </w:rPr>
-        <w:t>开发完成时，计划和实际起止时间必须完整。</w:t>
+        <w:t>3. 开发完成时，计划和实际起止时间必须完整。</w:t>
       </w:r>
     </w:p>
     <w:p>
       <w:pPr>
-        <w:pStyle w:val="ListBullet"/>
-        <w:spacing w:before="0" w:after="80" w:line="300" w:lineRule="auto"/>
+        <w:spacing w:before="0" w:after="80" w:line="276" w:lineRule="auto"/>
+        <w:ind w:left="259" w:hanging="259"/>
       </w:pPr>
       <w:r>
         <w:rPr>
-          <w:rFonts w:ascii="Calibri" w:hAnsi="Calibri" w:eastAsia="Microsoft YaHei"/>
-          <w:b w:val="0"/>
-          <w:color w:val="1F1F1F"/>
-          <w:sz w:val="21"/>
+          <w:rFonts w:ascii="PingFang SC" w:hAnsi="PingFang SC" w:eastAsia="PingFang SC" w:cs="PingFang SC"/>
+          <w:color w:val="222B36"/>
+          <w:sz w:val="20"/>
         </w:rPr>
-        <w:t>可上传或登记概要设计、详细设计、代码走查、单元测试报告、影响性分析文档。</w:t>
+        <w:t>4. 可上传或登记概要设计、详细设计、代码走查、单元测试报告、影响性分析文档。</w:t>
       </w:r>
     </w:p>
     <w:p>
@@ -3814,97 +3658,72 @@
     </w:p>
     <w:p>
       <w:pPr>
-        <w:pStyle w:val="ListNumber"/>
-        <w:numPr>
-          <w:ilvl w:val="0"/>
-          <w:numId w:val="15"/>
-        </w:numPr>
-        <w:spacing w:before="0" w:after="80" w:line="300" w:lineRule="auto"/>
+        <w:spacing w:before="0" w:after="80" w:line="276" w:lineRule="auto"/>
+        <w:ind w:left="259" w:hanging="259"/>
       </w:pPr>
       <w:r>
         <w:rPr>
-          <w:rFonts w:ascii="Calibri" w:hAnsi="Calibri" w:eastAsia="Microsoft YaHei"/>
-          <w:b w:val="0"/>
-          <w:color w:val="1F1F1F"/>
-          <w:sz w:val="21"/>
+          <w:rFonts w:ascii="PingFang SC" w:hAnsi="PingFang SC" w:eastAsia="PingFang SC" w:cs="PingFang SC"/>
+          <w:color w:val="222B36"/>
+          <w:sz w:val="20"/>
         </w:rPr>
-        <w:t>进入对应测试页面，例如「应用组装测试」或「用户测试」。</w:t>
+        <w:t>1. 进入对应测试页面，例如「应用组装测试」或「用户测试」。</w:t>
       </w:r>
     </w:p>
     <w:p>
       <w:pPr>
-        <w:pStyle w:val="ListNumber"/>
-        <w:numPr>
-          <w:ilvl w:val="0"/>
-          <w:numId w:val="15"/>
-        </w:numPr>
-        <w:spacing w:before="0" w:after="80" w:line="300" w:lineRule="auto"/>
+        <w:spacing w:before="0" w:after="80" w:line="276" w:lineRule="auto"/>
+        <w:ind w:left="259" w:hanging="259"/>
       </w:pPr>
       <w:r>
         <w:rPr>
-          <w:rFonts w:ascii="Calibri" w:hAnsi="Calibri" w:eastAsia="Microsoft YaHei"/>
-          <w:b w:val="0"/>
-          <w:color w:val="1F1F1F"/>
-          <w:sz w:val="21"/>
+          <w:rFonts w:ascii="PingFang SC" w:hAnsi="PingFang SC" w:eastAsia="PingFang SC" w:cs="PingFang SC"/>
+          <w:color w:val="222B36"/>
+          <w:sz w:val="20"/>
         </w:rPr>
-        <w:t>点击承接测试入口。</w:t>
+        <w:t>2. 点击承接测试入口。</w:t>
       </w:r>
     </w:p>
     <w:p>
       <w:pPr>
-        <w:pStyle w:val="ListNumber"/>
-        <w:numPr>
-          <w:ilvl w:val="0"/>
-          <w:numId w:val="15"/>
-        </w:numPr>
-        <w:spacing w:before="0" w:after="80" w:line="300" w:lineRule="auto"/>
+        <w:spacing w:before="0" w:after="80" w:line="276" w:lineRule="auto"/>
+        <w:ind w:left="259" w:hanging="259"/>
       </w:pPr>
       <w:r>
         <w:rPr>
-          <w:rFonts w:ascii="Calibri" w:hAnsi="Calibri" w:eastAsia="Microsoft YaHei"/>
-          <w:b w:val="0"/>
-          <w:color w:val="1F1F1F"/>
-          <w:sz w:val="21"/>
+          <w:rFonts w:ascii="PingFang SC" w:hAnsi="PingFang SC" w:eastAsia="PingFang SC" w:cs="PingFang SC"/>
+          <w:color w:val="222B36"/>
+          <w:sz w:val="20"/>
         </w:rPr>
-        <w:t>选择需求或工单编号和测试类型。</w:t>
+        <w:t>3. 选择需求或工单编号和测试类型。</w:t>
       </w:r>
     </w:p>
     <w:p>
       <w:pPr>
-        <w:pStyle w:val="ListNumber"/>
-        <w:numPr>
-          <w:ilvl w:val="0"/>
-          <w:numId w:val="15"/>
-        </w:numPr>
-        <w:spacing w:before="0" w:after="80" w:line="300" w:lineRule="auto"/>
+        <w:spacing w:before="0" w:after="80" w:line="276" w:lineRule="auto"/>
+        <w:ind w:left="259" w:hanging="259"/>
       </w:pPr>
       <w:r>
         <w:rPr>
-          <w:rFonts w:ascii="Calibri" w:hAnsi="Calibri" w:eastAsia="Microsoft YaHei"/>
-          <w:b w:val="0"/>
-          <w:color w:val="1F1F1F"/>
-          <w:sz w:val="21"/>
+          <w:rFonts w:ascii="PingFang SC" w:hAnsi="PingFang SC" w:eastAsia="PingFang SC" w:cs="PingFang SC"/>
+          <w:color w:val="222B36"/>
+          <w:sz w:val="20"/>
         </w:rPr>
-        <w:t>选择整体测试或按系统拆分。</w:t>
+        <w:t>4. 选择整体测试或按系统拆分。</w:t>
       </w:r>
     </w:p>
     <w:p>
       <w:pPr>
-        <w:pStyle w:val="ListNumber"/>
-        <w:numPr>
-          <w:ilvl w:val="0"/>
-          <w:numId w:val="15"/>
-        </w:numPr>
-        <w:spacing w:before="0" w:after="80" w:line="300" w:lineRule="auto"/>
+        <w:spacing w:before="0" w:after="80" w:line="276" w:lineRule="auto"/>
+        <w:ind w:left="259" w:hanging="259"/>
       </w:pPr>
       <w:r>
         <w:rPr>
-          <w:rFonts w:ascii="Calibri" w:hAnsi="Calibri" w:eastAsia="Microsoft YaHei"/>
-          <w:b w:val="0"/>
-          <w:color w:val="1F1F1F"/>
-          <w:sz w:val="21"/>
+          <w:rFonts w:ascii="PingFang SC" w:hAnsi="PingFang SC" w:eastAsia="PingFang SC" w:cs="PingFang SC"/>
+          <w:color w:val="222B36"/>
+          <w:sz w:val="20"/>
         </w:rPr>
-        <w:t>确认预览后提交，系统生成测试任务。</w:t>
+        <w:t>5. 确认预览后提交，系统生成测试任务。</w:t>
       </w:r>
     </w:p>
     <w:p>
@@ -3917,62 +3736,58 @@
     </w:p>
     <w:p>
       <w:pPr>
-        <w:pStyle w:val="ListBullet"/>
-        <w:spacing w:before="0" w:after="80" w:line="300" w:lineRule="auto"/>
+        <w:spacing w:before="0" w:after="80" w:line="276" w:lineRule="auto"/>
+        <w:ind w:left="259" w:hanging="259"/>
       </w:pPr>
       <w:r>
         <w:rPr>
-          <w:rFonts w:ascii="Calibri" w:hAnsi="Calibri" w:eastAsia="Microsoft YaHei"/>
-          <w:b w:val="0"/>
-          <w:color w:val="1F1F1F"/>
-          <w:sz w:val="21"/>
+          <w:rFonts w:ascii="PingFang SC" w:hAnsi="PingFang SC" w:eastAsia="PingFang SC" w:cs="PingFang SC"/>
+          <w:color w:val="222B36"/>
+          <w:sz w:val="20"/>
         </w:rPr>
-        <w:t>维护测试状态、测试负责人、测试实施系统、测试实施方、实施机构和计划/实际时间。</w:t>
+        <w:t>1. 维护测试状态、测试负责人、测试实施系统、测试实施方、实施机构和计划/实际时间。</w:t>
       </w:r>
     </w:p>
     <w:p>
       <w:pPr>
-        <w:pStyle w:val="ListBullet"/>
-        <w:spacing w:before="0" w:after="80" w:line="300" w:lineRule="auto"/>
+        <w:spacing w:before="0" w:after="80" w:line="276" w:lineRule="auto"/>
+        <w:ind w:left="259" w:hanging="259"/>
       </w:pPr>
       <w:r>
         <w:rPr>
-          <w:rFonts w:ascii="Calibri" w:hAnsi="Calibri" w:eastAsia="Microsoft YaHei"/>
-          <w:b w:val="0"/>
-          <w:color w:val="1F1F1F"/>
-          <w:sz w:val="21"/>
+          <w:rFonts w:ascii="PingFang SC" w:hAnsi="PingFang SC" w:eastAsia="PingFang SC" w:cs="PingFang SC"/>
+          <w:color w:val="222B36"/>
+          <w:sz w:val="20"/>
         </w:rPr>
-        <w:t>测试完成时，计划和实际起止时间必须完整。</w:t>
+        <w:t>2. 测试完成时，计划和实际起止时间必须完整。</w:t>
       </w:r>
     </w:p>
     <w:p>
       <w:pPr>
-        <w:pStyle w:val="ListBullet"/>
-        <w:spacing w:before="0" w:after="80" w:line="300" w:lineRule="auto"/>
+        <w:spacing w:before="0" w:after="80" w:line="276" w:lineRule="auto"/>
+        <w:ind w:left="259" w:hanging="259"/>
       </w:pPr>
       <w:r>
         <w:rPr>
-          <w:rFonts w:ascii="Calibri" w:hAnsi="Calibri" w:eastAsia="Microsoft YaHei"/>
-          <w:b w:val="0"/>
-          <w:color w:val="1F1F1F"/>
-          <w:sz w:val="21"/>
+          <w:rFonts w:ascii="PingFang SC" w:hAnsi="PingFang SC" w:eastAsia="PingFang SC" w:cs="PingFang SC"/>
+          <w:color w:val="222B36"/>
+          <w:sz w:val="20"/>
         </w:rPr>
-        <w:t>可上传或登记测试方案、测试报告；SIT 还支持测试覆盖设计文档。</w:t>
+        <w:t>3. 可上传或登记测试方案、测试报告；SIT 还支持测试覆盖设计文档。</w:t>
       </w:r>
     </w:p>
     <w:p>
       <w:pPr>
-        <w:pStyle w:val="ListBullet"/>
-        <w:spacing w:before="0" w:after="80" w:line="300" w:lineRule="auto"/>
+        <w:spacing w:before="0" w:after="80" w:line="276" w:lineRule="auto"/>
+        <w:ind w:left="259" w:hanging="259"/>
       </w:pPr>
       <w:r>
         <w:rPr>
-          <w:rFonts w:ascii="Calibri" w:hAnsi="Calibri" w:eastAsia="Microsoft YaHei"/>
-          <w:b w:val="0"/>
-          <w:color w:val="1F1F1F"/>
-          <w:sz w:val="21"/>
+          <w:rFonts w:ascii="PingFang SC" w:hAnsi="PingFang SC" w:eastAsia="PingFang SC" w:cs="PingFang SC"/>
+          <w:color w:val="222B36"/>
+          <w:sz w:val="20"/>
         </w:rPr>
-        <w:t>NFT 和 SEC 为按需阶段，不承接则不会出现在版本概览链路中。</w:t>
+        <w:t>4. NFT 和 SEC 为按需阶段，不承接则不会出现在版本概览链路中。</w:t>
       </w:r>
     </w:p>
     <w:p>
@@ -3999,135 +3814,100 @@
     </w:p>
     <w:p>
       <w:pPr>
-        <w:pStyle w:val="ListNumber"/>
-        <w:numPr>
-          <w:ilvl w:val="0"/>
-          <w:numId w:val="16"/>
-        </w:numPr>
-        <w:spacing w:before="0" w:after="80" w:line="300" w:lineRule="auto"/>
+        <w:spacing w:before="0" w:after="80" w:line="276" w:lineRule="auto"/>
+        <w:ind w:left="259" w:hanging="259"/>
       </w:pPr>
       <w:r>
         <w:rPr>
-          <w:rFonts w:ascii="Calibri" w:hAnsi="Calibri" w:eastAsia="Microsoft YaHei"/>
-          <w:b w:val="0"/>
-          <w:color w:val="1F1F1F"/>
-          <w:sz w:val="21"/>
+          <w:rFonts w:ascii="PingFang SC" w:hAnsi="PingFang SC" w:eastAsia="PingFang SC" w:cs="PingFang SC"/>
+          <w:color w:val="222B36"/>
+          <w:sz w:val="20"/>
         </w:rPr>
-        <w:t>进入「投产管理 &gt; 投产申请」。</w:t>
+        <w:t>1. 进入「投产管理 &gt; 投产申请」。</w:t>
       </w:r>
     </w:p>
     <w:p>
       <w:pPr>
-        <w:pStyle w:val="ListNumber"/>
-        <w:numPr>
-          <w:ilvl w:val="0"/>
-          <w:numId w:val="16"/>
-        </w:numPr>
-        <w:spacing w:before="0" w:after="80" w:line="300" w:lineRule="auto"/>
+        <w:spacing w:before="0" w:after="80" w:line="276" w:lineRule="auto"/>
+        <w:ind w:left="259" w:hanging="259"/>
       </w:pPr>
       <w:r>
         <w:rPr>
-          <w:rFonts w:ascii="Calibri" w:hAnsi="Calibri" w:eastAsia="Microsoft YaHei"/>
-          <w:b w:val="0"/>
-          <w:color w:val="1F1F1F"/>
-          <w:sz w:val="21"/>
+          <w:rFonts w:ascii="PingFang SC" w:hAnsi="PingFang SC" w:eastAsia="PingFang SC" w:cs="PingFang SC"/>
+          <w:color w:val="222B36"/>
+          <w:sz w:val="20"/>
         </w:rPr>
-        <w:t>点击新增投产申请。</w:t>
+        <w:t>2. 点击新增投产申请。</w:t>
       </w:r>
     </w:p>
     <w:p>
       <w:pPr>
-        <w:pStyle w:val="ListNumber"/>
-        <w:numPr>
-          <w:ilvl w:val="0"/>
-          <w:numId w:val="16"/>
-        </w:numPr>
-        <w:spacing w:before="0" w:after="80" w:line="300" w:lineRule="auto"/>
+        <w:spacing w:before="0" w:after="80" w:line="276" w:lineRule="auto"/>
+        <w:ind w:left="259" w:hanging="259"/>
       </w:pPr>
       <w:r>
         <w:rPr>
-          <w:rFonts w:ascii="Calibri" w:hAnsi="Calibri" w:eastAsia="Microsoft YaHei"/>
-          <w:b w:val="0"/>
-          <w:color w:val="1F1F1F"/>
-          <w:sz w:val="21"/>
+          <w:rFonts w:ascii="PingFang SC" w:hAnsi="PingFang SC" w:eastAsia="PingFang SC" w:cs="PingFang SC"/>
+          <w:color w:val="222B36"/>
+          <w:sz w:val="20"/>
         </w:rPr>
-        <w:t>选择计划投产点和变更系统。</w:t>
+        <w:t>3. 选择计划投产点和变更系统。</w:t>
       </w:r>
     </w:p>
     <w:p>
       <w:pPr>
-        <w:pStyle w:val="ListNumber"/>
-        <w:numPr>
-          <w:ilvl w:val="0"/>
-          <w:numId w:val="16"/>
-        </w:numPr>
-        <w:spacing w:before="0" w:after="80" w:line="300" w:lineRule="auto"/>
+        <w:spacing w:before="0" w:after="80" w:line="276" w:lineRule="auto"/>
+        <w:ind w:left="259" w:hanging="259"/>
       </w:pPr>
       <w:r>
         <w:rPr>
-          <w:rFonts w:ascii="Calibri" w:hAnsi="Calibri" w:eastAsia="Microsoft YaHei"/>
-          <w:b w:val="0"/>
-          <w:color w:val="1F1F1F"/>
-          <w:sz w:val="21"/>
+          <w:rFonts w:ascii="PingFang SC" w:hAnsi="PingFang SC" w:eastAsia="PingFang SC" w:cs="PingFang SC"/>
+          <w:color w:val="222B36"/>
+          <w:sz w:val="20"/>
         </w:rPr>
-        <w:t>填写变更内容、影响范围、实施机构和负责部门。</w:t>
+        <w:t>4. 填写变更内容、影响范围、实施机构和负责部门。</w:t>
       </w:r>
     </w:p>
     <w:p>
       <w:pPr>
-        <w:pStyle w:val="ListNumber"/>
-        <w:numPr>
-          <w:ilvl w:val="0"/>
-          <w:numId w:val="16"/>
-        </w:numPr>
-        <w:spacing w:before="0" w:after="80" w:line="300" w:lineRule="auto"/>
+        <w:spacing w:before="0" w:after="80" w:line="276" w:lineRule="auto"/>
+        <w:ind w:left="259" w:hanging="259"/>
       </w:pPr>
       <w:r>
         <w:rPr>
-          <w:rFonts w:ascii="Calibri" w:hAnsi="Calibri" w:eastAsia="Microsoft YaHei"/>
-          <w:b w:val="0"/>
-          <w:color w:val="1F1F1F"/>
-          <w:sz w:val="21"/>
+          <w:rFonts w:ascii="PingFang SC" w:hAnsi="PingFang SC" w:eastAsia="PingFang SC" w:cs="PingFang SC"/>
+          <w:color w:val="222B36"/>
+          <w:sz w:val="20"/>
         </w:rPr>
-        <w:t>选择关联需求、工单或问题编号。</w:t>
+        <w:t>5. 选择关联需求、工单或问题编号。</w:t>
       </w:r>
     </w:p>
     <w:p>
       <w:pPr>
-        <w:pStyle w:val="ListNumber"/>
-        <w:numPr>
-          <w:ilvl w:val="0"/>
-          <w:numId w:val="16"/>
-        </w:numPr>
-        <w:spacing w:before="0" w:after="80" w:line="300" w:lineRule="auto"/>
+        <w:spacing w:before="0" w:after="80" w:line="276" w:lineRule="auto"/>
+        <w:ind w:left="259" w:hanging="259"/>
       </w:pPr>
       <w:r>
         <w:rPr>
-          <w:rFonts w:ascii="Calibri" w:hAnsi="Calibri" w:eastAsia="Microsoft YaHei"/>
-          <w:b w:val="0"/>
-          <w:color w:val="1F1F1F"/>
-          <w:sz w:val="21"/>
+          <w:rFonts w:ascii="PingFang SC" w:hAnsi="PingFang SC" w:eastAsia="PingFang SC" w:cs="PingFang SC"/>
+          <w:color w:val="222B36"/>
+          <w:sz w:val="20"/>
         </w:rPr>
-        <w:t>维护交付制品：制品类型、交付单元名称、新版本号、摆渡状态。</w:t>
+        <w:t>6. 维护交付制品：制品类型、交付单元名称、新版本号、摆渡状态。</w:t>
       </w:r>
     </w:p>
     <w:p>
       <w:pPr>
-        <w:pStyle w:val="ListNumber"/>
-        <w:numPr>
-          <w:ilvl w:val="0"/>
-          <w:numId w:val="16"/>
-        </w:numPr>
-        <w:spacing w:before="0" w:after="80" w:line="300" w:lineRule="auto"/>
+        <w:spacing w:before="0" w:after="80" w:line="276" w:lineRule="auto"/>
+        <w:ind w:left="259" w:hanging="259"/>
       </w:pPr>
       <w:r>
         <w:rPr>
-          <w:rFonts w:ascii="Calibri" w:hAnsi="Calibri" w:eastAsia="Microsoft YaHei"/>
-          <w:b w:val="0"/>
-          <w:color w:val="1F1F1F"/>
-          <w:sz w:val="21"/>
+          <w:rFonts w:ascii="PingFang SC" w:hAnsi="PingFang SC" w:eastAsia="PingFang SC" w:cs="PingFang SC"/>
+          <w:color w:val="222B36"/>
+          <w:sz w:val="20"/>
         </w:rPr>
-        <w:t>保存投产申请。</w:t>
+        <w:t>7. 保存投产申请。</w:t>
       </w:r>
     </w:p>
     <w:tbl>
@@ -4188,7 +3968,9 @@
         </w:tc>
       </w:tr>
     </w:tbl>
-    <w:p/>
+    <w:p>
+      <w:pPr/>
+    </w:p>
     <w:p>
       <w:pPr>
         <w:pStyle w:val="Heading1"/>
@@ -4221,78 +4003,58 @@
     </w:p>
     <w:p>
       <w:pPr>
-        <w:pStyle w:val="ListNumber"/>
-        <w:numPr>
-          <w:ilvl w:val="0"/>
-          <w:numId w:val="17"/>
-        </w:numPr>
-        <w:spacing w:before="0" w:after="80" w:line="300" w:lineRule="auto"/>
+        <w:spacing w:before="0" w:after="80" w:line="276" w:lineRule="auto"/>
+        <w:ind w:left="259" w:hanging="259"/>
       </w:pPr>
       <w:r>
         <w:rPr>
-          <w:rFonts w:ascii="Calibri" w:hAnsi="Calibri" w:eastAsia="Microsoft YaHei"/>
-          <w:b w:val="0"/>
-          <w:color w:val="1F1F1F"/>
-          <w:sz w:val="21"/>
+          <w:rFonts w:ascii="PingFang SC" w:hAnsi="PingFang SC" w:eastAsia="PingFang SC" w:cs="PingFang SC"/>
+          <w:color w:val="222B36"/>
+          <w:sz w:val="20"/>
         </w:rPr>
-        <w:t>进入「投产管理 &gt; 投产审批」。</w:t>
+        <w:t>1. 进入「投产管理 &gt; 投产审批」。</w:t>
       </w:r>
     </w:p>
     <w:p>
       <w:pPr>
-        <w:pStyle w:val="ListNumber"/>
-        <w:numPr>
-          <w:ilvl w:val="0"/>
-          <w:numId w:val="17"/>
-        </w:numPr>
-        <w:spacing w:before="0" w:after="80" w:line="300" w:lineRule="auto"/>
+        <w:spacing w:before="0" w:after="80" w:line="276" w:lineRule="auto"/>
+        <w:ind w:left="259" w:hanging="259"/>
       </w:pPr>
       <w:r>
         <w:rPr>
-          <w:rFonts w:ascii="Calibri" w:hAnsi="Calibri" w:eastAsia="Microsoft YaHei"/>
-          <w:b w:val="0"/>
-          <w:color w:val="1F1F1F"/>
-          <w:sz w:val="21"/>
+          <w:rFonts w:ascii="PingFang SC" w:hAnsi="PingFang SC" w:eastAsia="PingFang SC" w:cs="PingFang SC"/>
+          <w:color w:val="222B36"/>
+          <w:sz w:val="20"/>
         </w:rPr>
-        <w:t>通过编号、变更编号、状态、评审状态、实施机构或投产点筛选。</w:t>
+        <w:t>2. 通过编号、变更编号、状态、评审状态、实施机构或投产点筛选。</w:t>
       </w:r>
     </w:p>
     <w:p>
       <w:pPr>
-        <w:pStyle w:val="ListNumber"/>
-        <w:numPr>
-          <w:ilvl w:val="0"/>
-          <w:numId w:val="17"/>
-        </w:numPr>
-        <w:spacing w:before="0" w:after="80" w:line="300" w:lineRule="auto"/>
+        <w:spacing w:before="0" w:after="80" w:line="276" w:lineRule="auto"/>
+        <w:ind w:left="259" w:hanging="259"/>
       </w:pPr>
       <w:r>
         <w:rPr>
-          <w:rFonts w:ascii="Calibri" w:hAnsi="Calibri" w:eastAsia="Microsoft YaHei"/>
-          <w:b w:val="0"/>
-          <w:color w:val="1F1F1F"/>
-          <w:sz w:val="21"/>
+          <w:rFonts w:ascii="PingFang SC" w:hAnsi="PingFang SC" w:eastAsia="PingFang SC" w:cs="PingFang SC"/>
+          <w:color w:val="222B36"/>
+          <w:sz w:val="20"/>
         </w:rPr>
-        <w:t>点击审批对象打开详情。</w:t>
+        <w:t>3. 点击审批对象打开详情。</w:t>
       </w:r>
     </w:p>
     <w:p>
       <w:pPr>
-        <w:pStyle w:val="ListNumber"/>
-        <w:numPr>
-          <w:ilvl w:val="0"/>
-          <w:numId w:val="17"/>
-        </w:numPr>
-        <w:spacing w:before="0" w:after="80" w:line="300" w:lineRule="auto"/>
+        <w:spacing w:before="0" w:after="80" w:line="276" w:lineRule="auto"/>
+        <w:ind w:left="259" w:hanging="259"/>
       </w:pPr>
       <w:r>
         <w:rPr>
-          <w:rFonts w:ascii="Calibri" w:hAnsi="Calibri" w:eastAsia="Microsoft YaHei"/>
-          <w:b w:val="0"/>
-          <w:color w:val="1F1F1F"/>
-          <w:sz w:val="21"/>
+          <w:rFonts w:ascii="PingFang SC" w:hAnsi="PingFang SC" w:eastAsia="PingFang SC" w:cs="PingFang SC"/>
+          <w:color w:val="222B36"/>
+          <w:sz w:val="20"/>
         </w:rPr>
-        <w:t>首次打开详情时，系统自动创建投产任务和 6 个会签项。</w:t>
+        <w:t>4. 首次打开详情时，系统自动创建投产任务和 6 个会签项。</w:t>
       </w:r>
     </w:p>
     <w:p>
@@ -4305,92 +4067,86 @@
     </w:p>
     <w:p>
       <w:pPr>
-        <w:pStyle w:val="ListBullet"/>
-        <w:spacing w:before="0" w:after="80" w:line="300" w:lineRule="auto"/>
+        <w:spacing w:before="0" w:after="80" w:line="276" w:lineRule="auto"/>
+        <w:ind w:left="259" w:hanging="259"/>
       </w:pPr>
       <w:r>
         <w:rPr>
-          <w:rFonts w:ascii="Calibri" w:hAnsi="Calibri" w:eastAsia="Microsoft YaHei"/>
-          <w:b w:val="0"/>
-          <w:color w:val="1F1F1F"/>
-          <w:sz w:val="21"/>
+          <w:rFonts w:ascii="PingFang SC" w:hAnsi="PingFang SC" w:eastAsia="PingFang SC" w:cs="PingFang SC"/>
+          <w:color w:val="222B36"/>
+          <w:sz w:val="20"/>
         </w:rPr>
-        <w:t>有编辑权限的用户可维护投产负责人、投产状态和评审状态。</w:t>
+        <w:t>1. 有编辑权限的用户可维护投产负责人、投产状态和评审状态。</w:t>
       </w:r>
     </w:p>
     <w:p>
       <w:pPr>
-        <w:pStyle w:val="ListBullet"/>
-        <w:spacing w:before="0" w:after="80" w:line="300" w:lineRule="auto"/>
+        <w:spacing w:before="0" w:after="80" w:line="276" w:lineRule="auto"/>
+        <w:ind w:left="259" w:hanging="259"/>
       </w:pPr>
       <w:r>
         <w:rPr>
-          <w:rFonts w:ascii="Calibri" w:hAnsi="Calibri" w:eastAsia="Microsoft YaHei"/>
-          <w:b w:val="0"/>
-          <w:color w:val="1F1F1F"/>
-          <w:sz w:val="21"/>
+          <w:rFonts w:ascii="PingFang SC" w:hAnsi="PingFang SC" w:eastAsia="PingFang SC" w:cs="PingFang SC"/>
+          <w:color w:val="222B36"/>
+          <w:sz w:val="20"/>
         </w:rPr>
-        <w:t>会签角色可在自己的会签项上填写结论并签署或驳回。</w:t>
+        <w:t>2. 会签角色可在自己的会签项上填写结论并签署或驳回。</w:t>
       </w:r>
     </w:p>
     <w:p>
       <w:pPr>
-        <w:pStyle w:val="ListBullet"/>
-        <w:spacing w:before="0" w:after="80" w:line="300" w:lineRule="auto"/>
+        <w:spacing w:before="0" w:after="80" w:line="276" w:lineRule="auto"/>
+        <w:ind w:left="259" w:hanging="259"/>
       </w:pPr>
       <w:r>
         <w:rPr>
-          <w:rFonts w:ascii="Calibri" w:hAnsi="Calibri" w:eastAsia="Microsoft YaHei"/>
-          <w:b w:val="0"/>
-          <w:color w:val="1F1F1F"/>
-          <w:sz w:val="21"/>
+          <w:rFonts w:ascii="PingFang SC" w:hAnsi="PingFang SC" w:eastAsia="PingFang SC" w:cs="PingFang SC"/>
+          <w:color w:val="222B36"/>
+          <w:sz w:val="20"/>
         </w:rPr>
-        <w:t>任一会签项驳回时，评审状态自动变为评审拒绝。</w:t>
+        <w:t>3. 任一会签项驳回时，评审状态自动变为评审拒绝。</w:t>
       </w:r>
     </w:p>
     <w:p>
       <w:pPr>
-        <w:pStyle w:val="ListBullet"/>
-        <w:spacing w:before="0" w:after="80" w:line="300" w:lineRule="auto"/>
+        <w:spacing w:before="0" w:after="80" w:line="276" w:lineRule="auto"/>
+        <w:ind w:left="259" w:hanging="259"/>
       </w:pPr>
       <w:r>
         <w:rPr>
-          <w:rFonts w:ascii="Calibri" w:hAnsi="Calibri" w:eastAsia="Microsoft YaHei"/>
-          <w:b w:val="0"/>
-          <w:color w:val="1F1F1F"/>
-          <w:sz w:val="21"/>
+          <w:rFonts w:ascii="PingFang SC" w:hAnsi="PingFang SC" w:eastAsia="PingFang SC" w:cs="PingFang SC"/>
+          <w:color w:val="222B36"/>
+          <w:sz w:val="20"/>
         </w:rPr>
-        <w:t>全部会签项已签署时，评审状态自动变为评审同意。</w:t>
+        <w:t>4. 全部会签项已签署时，评审状态自动变为评审同意。</w:t>
       </w:r>
     </w:p>
     <w:p>
       <w:pPr>
-        <w:pStyle w:val="ListBullet"/>
-        <w:spacing w:before="0" w:after="80" w:line="300" w:lineRule="auto"/>
+        <w:spacing w:before="0" w:after="80" w:line="276" w:lineRule="auto"/>
+        <w:ind w:left="259" w:hanging="259"/>
       </w:pPr>
       <w:r>
         <w:rPr>
-          <w:rFonts w:ascii="Calibri" w:hAnsi="Calibri" w:eastAsia="Microsoft YaHei"/>
-          <w:b w:val="0"/>
-          <w:color w:val="1F1F1F"/>
-          <w:sz w:val="21"/>
+          <w:rFonts w:ascii="PingFang SC" w:hAnsi="PingFang SC" w:eastAsia="PingFang SC" w:cs="PingFang SC"/>
+          <w:color w:val="222B36"/>
+          <w:sz w:val="20"/>
         </w:rPr>
-        <w:t>评审撤销和应急审批是手动状态，不会被自动重算覆盖。</w:t>
+        <w:t>5. 评审撤销和应急审批是手动状态，不会被自动重算覆盖。</w:t>
       </w:r>
     </w:p>
     <w:p>
       <w:pPr>
-        <w:pStyle w:val="ListBullet"/>
-        <w:spacing w:before="0" w:after="80" w:line="300" w:lineRule="auto"/>
+        <w:spacing w:before="0" w:after="80" w:line="276" w:lineRule="auto"/>
+        <w:ind w:left="259" w:hanging="259"/>
       </w:pPr>
       <w:r>
         <w:rPr>
-          <w:rFonts w:ascii="Calibri" w:hAnsi="Calibri" w:eastAsia="Microsoft YaHei"/>
-          <w:b w:val="0"/>
-          <w:color w:val="1F1F1F"/>
-          <w:sz w:val="21"/>
+          <w:rFonts w:ascii="PingFang SC" w:hAnsi="PingFang SC" w:eastAsia="PingFang SC" w:cs="PingFang SC"/>
+          <w:color w:val="222B36"/>
+          <w:sz w:val="20"/>
         </w:rPr>
-        <w:t>可导出单条 Word 评审单。</w:t>
+        <w:t>6. 可导出单条 Word 评审单。</w:t>
       </w:r>
     </w:p>
     <w:tbl>
@@ -4818,97 +4574,72 @@
     </w:p>
     <w:p>
       <w:pPr>
-        <w:pStyle w:val="ListNumber"/>
-        <w:numPr>
-          <w:ilvl w:val="0"/>
-          <w:numId w:val="18"/>
-        </w:numPr>
-        <w:spacing w:before="0" w:after="80" w:line="300" w:lineRule="auto"/>
+        <w:spacing w:before="0" w:after="80" w:line="276" w:lineRule="auto"/>
+        <w:ind w:left="259" w:hanging="259"/>
       </w:pPr>
       <w:r>
         <w:rPr>
-          <w:rFonts w:ascii="Calibri" w:hAnsi="Calibri" w:eastAsia="Microsoft YaHei"/>
-          <w:b w:val="0"/>
-          <w:color w:val="1F1F1F"/>
-          <w:sz w:val="21"/>
+          <w:rFonts w:ascii="PingFang SC" w:hAnsi="PingFang SC" w:eastAsia="PingFang SC" w:cs="PingFang SC"/>
+          <w:color w:val="222B36"/>
+          <w:sz w:val="20"/>
         </w:rPr>
-        <w:t>进入个人相关签名维护入口。</w:t>
+        <w:t>1. 进入个人相关签名维护入口。</w:t>
       </w:r>
     </w:p>
     <w:p>
       <w:pPr>
-        <w:pStyle w:val="ListNumber"/>
-        <w:numPr>
-          <w:ilvl w:val="0"/>
-          <w:numId w:val="18"/>
-        </w:numPr>
-        <w:spacing w:before="0" w:after="80" w:line="300" w:lineRule="auto"/>
+        <w:spacing w:before="0" w:after="80" w:line="276" w:lineRule="auto"/>
+        <w:ind w:left="259" w:hanging="259"/>
       </w:pPr>
       <w:r>
         <w:rPr>
-          <w:rFonts w:ascii="Calibri" w:hAnsi="Calibri" w:eastAsia="Microsoft YaHei"/>
-          <w:b w:val="0"/>
-          <w:color w:val="1F1F1F"/>
-          <w:sz w:val="21"/>
+          <w:rFonts w:ascii="PingFang SC" w:hAnsi="PingFang SC" w:eastAsia="PingFang SC" w:cs="PingFang SC"/>
+          <w:color w:val="222B36"/>
+          <w:sz w:val="20"/>
         </w:rPr>
-        <w:t>使用签名板书写电子签名。</w:t>
+        <w:t>2. 使用签名板书写电子签名。</w:t>
       </w:r>
     </w:p>
     <w:p>
       <w:pPr>
-        <w:pStyle w:val="ListNumber"/>
-        <w:numPr>
-          <w:ilvl w:val="0"/>
-          <w:numId w:val="18"/>
-        </w:numPr>
-        <w:spacing w:before="0" w:after="80" w:line="300" w:lineRule="auto"/>
+        <w:spacing w:before="0" w:after="80" w:line="276" w:lineRule="auto"/>
+        <w:ind w:left="259" w:hanging="259"/>
       </w:pPr>
       <w:r>
         <w:rPr>
-          <w:rFonts w:ascii="Calibri" w:hAnsi="Calibri" w:eastAsia="Microsoft YaHei"/>
-          <w:b w:val="0"/>
-          <w:color w:val="1F1F1F"/>
-          <w:sz w:val="21"/>
+          <w:rFonts w:ascii="PingFang SC" w:hAnsi="PingFang SC" w:eastAsia="PingFang SC" w:cs="PingFang SC"/>
+          <w:color w:val="222B36"/>
+          <w:sz w:val="20"/>
         </w:rPr>
-        <w:t>保存签名，可设为默认签名。</w:t>
+        <w:t>3. 保存签名，可设为默认签名。</w:t>
       </w:r>
     </w:p>
     <w:p>
       <w:pPr>
-        <w:pStyle w:val="ListNumber"/>
-        <w:numPr>
-          <w:ilvl w:val="0"/>
-          <w:numId w:val="18"/>
-        </w:numPr>
-        <w:spacing w:before="0" w:after="80" w:line="300" w:lineRule="auto"/>
+        <w:spacing w:before="0" w:after="80" w:line="276" w:lineRule="auto"/>
+        <w:ind w:left="259" w:hanging="259"/>
       </w:pPr>
       <w:r>
         <w:rPr>
-          <w:rFonts w:ascii="Calibri" w:hAnsi="Calibri" w:eastAsia="Microsoft YaHei"/>
-          <w:b w:val="0"/>
-          <w:color w:val="1F1F1F"/>
-          <w:sz w:val="21"/>
+          <w:rFonts w:ascii="PingFang SC" w:hAnsi="PingFang SC" w:eastAsia="PingFang SC" w:cs="PingFang SC"/>
+          <w:color w:val="222B36"/>
+          <w:sz w:val="20"/>
         </w:rPr>
-        <w:t>在投产会签时选择签名并提交。</w:t>
+        <w:t>4. 在投产会签时选择签名并提交。</w:t>
       </w:r>
     </w:p>
     <w:p>
       <w:pPr>
-        <w:pStyle w:val="ListNumber"/>
-        <w:numPr>
-          <w:ilvl w:val="0"/>
-          <w:numId w:val="18"/>
-        </w:numPr>
-        <w:spacing w:before="0" w:after="80" w:line="300" w:lineRule="auto"/>
+        <w:spacing w:before="0" w:after="80" w:line="276" w:lineRule="auto"/>
+        <w:ind w:left="259" w:hanging="259"/>
       </w:pPr>
       <w:r>
         <w:rPr>
-          <w:rFonts w:ascii="Calibri" w:hAnsi="Calibri" w:eastAsia="Microsoft YaHei"/>
-          <w:b w:val="0"/>
-          <w:color w:val="1F1F1F"/>
-          <w:sz w:val="21"/>
+          <w:rFonts w:ascii="PingFang SC" w:hAnsi="PingFang SC" w:eastAsia="PingFang SC" w:cs="PingFang SC"/>
+          <w:color w:val="222B36"/>
+          <w:sz w:val="20"/>
         </w:rPr>
-        <w:t>签名会展示在审批详情和 Word 评审单中。</w:t>
+        <w:t>5. 签名会展示在审批详情和 Word 评审单中。</w:t>
       </w:r>
     </w:p>
     <w:tbl>
@@ -4969,7 +4700,9 @@
         </w:tc>
       </w:tr>
     </w:tbl>
-    <w:p/>
+    <w:p>
+      <w:pPr/>
+    </w:p>
     <w:p>
       <w:pPr>
         <w:pStyle w:val="Heading1"/>
@@ -4994,142 +4727,114 @@
     </w:p>
     <w:p>
       <w:pPr>
-        <w:pStyle w:val="ListNumber"/>
-        <w:numPr>
-          <w:ilvl w:val="0"/>
-          <w:numId w:val="19"/>
-        </w:numPr>
-        <w:spacing w:before="0" w:after="80" w:line="300" w:lineRule="auto"/>
+        <w:spacing w:before="0" w:after="80" w:line="276" w:lineRule="auto"/>
+        <w:ind w:left="259" w:hanging="259"/>
       </w:pPr>
       <w:r>
         <w:rPr>
-          <w:rFonts w:ascii="Calibri" w:hAnsi="Calibri" w:eastAsia="Microsoft YaHei"/>
-          <w:b w:val="0"/>
-          <w:color w:val="1F1F1F"/>
-          <w:sz w:val="21"/>
+          <w:rFonts w:ascii="PingFang SC" w:hAnsi="PingFang SC" w:eastAsia="PingFang SC" w:cs="PingFang SC"/>
+          <w:color w:val="222B36"/>
+          <w:sz w:val="20"/>
         </w:rPr>
-        <w:t>进入「投产管理 &gt; 问题管理」。</w:t>
+        <w:t>1. 进入「投产管理 &gt; 问题管理」。</w:t>
       </w:r>
     </w:p>
     <w:p>
       <w:pPr>
-        <w:pStyle w:val="ListNumber"/>
-        <w:numPr>
-          <w:ilvl w:val="0"/>
-          <w:numId w:val="19"/>
-        </w:numPr>
-        <w:spacing w:before="0" w:after="80" w:line="300" w:lineRule="auto"/>
+        <w:spacing w:before="0" w:after="80" w:line="276" w:lineRule="auto"/>
+        <w:ind w:left="259" w:hanging="259"/>
       </w:pPr>
       <w:r>
         <w:rPr>
-          <w:rFonts w:ascii="Calibri" w:hAnsi="Calibri" w:eastAsia="Microsoft YaHei"/>
-          <w:b w:val="0"/>
-          <w:color w:val="1F1F1F"/>
-          <w:sz w:val="21"/>
+          <w:rFonts w:ascii="PingFang SC" w:hAnsi="PingFang SC" w:eastAsia="PingFang SC" w:cs="PingFang SC"/>
+          <w:color w:val="222B36"/>
+          <w:sz w:val="20"/>
         </w:rPr>
-        <w:t>点击同步问题，拉取外部问题概述。</w:t>
+        <w:t>2. 点击同步问题，拉取外部问题概述。</w:t>
       </w:r>
     </w:p>
     <w:p>
       <w:pPr>
-        <w:pStyle w:val="ListNumber"/>
-        <w:numPr>
-          <w:ilvl w:val="0"/>
-          <w:numId w:val="19"/>
-        </w:numPr>
-        <w:spacing w:before="0" w:after="80" w:line="300" w:lineRule="auto"/>
+        <w:spacing w:before="0" w:after="80" w:line="276" w:lineRule="auto"/>
+        <w:ind w:left="259" w:hanging="259"/>
       </w:pPr>
       <w:r>
         <w:rPr>
-          <w:rFonts w:ascii="Calibri" w:hAnsi="Calibri" w:eastAsia="Microsoft YaHei"/>
-          <w:b w:val="0"/>
-          <w:color w:val="1F1F1F"/>
-          <w:sz w:val="21"/>
+          <w:rFonts w:ascii="PingFang SC" w:hAnsi="PingFang SC" w:eastAsia="PingFang SC" w:cs="PingFang SC"/>
+          <w:color w:val="222B36"/>
+          <w:sz w:val="20"/>
         </w:rPr>
-        <w:t>点击同步问题详情，逐条拉取详细信息。</w:t>
+        <w:t>3. 点击同步问题详情，逐条拉取详细信息。</w:t>
       </w:r>
     </w:p>
     <w:p>
       <w:pPr>
-        <w:pStyle w:val="ListNumber"/>
-        <w:numPr>
-          <w:ilvl w:val="0"/>
-          <w:numId w:val="19"/>
-        </w:numPr>
-        <w:spacing w:before="0" w:after="80" w:line="300" w:lineRule="auto"/>
+        <w:spacing w:before="0" w:after="80" w:line="276" w:lineRule="auto"/>
+        <w:ind w:left="259" w:hanging="259"/>
       </w:pPr>
       <w:r>
         <w:rPr>
-          <w:rFonts w:ascii="Calibri" w:hAnsi="Calibri" w:eastAsia="Microsoft YaHei"/>
-          <w:b w:val="0"/>
-          <w:color w:val="1F1F1F"/>
-          <w:sz w:val="21"/>
+          <w:rFonts w:ascii="PingFang SC" w:hAnsi="PingFang SC" w:eastAsia="PingFang SC" w:cs="PingFang SC"/>
+          <w:color w:val="222B36"/>
+          <w:sz w:val="20"/>
         </w:rPr>
-        <w:t>如数据量较大，可启动后台同步，并通过页面轮询查看进度。</w:t>
+        <w:t>4. 如数据量较大，可启动后台同步，并通过页面轮询查看进度。</w:t>
       </w:r>
     </w:p>
     <w:p>
       <w:pPr>
-        <w:pStyle w:val="ListNumber"/>
-        <w:numPr>
-          <w:ilvl w:val="0"/>
-          <w:numId w:val="19"/>
-        </w:numPr>
-        <w:spacing w:before="0" w:after="80" w:line="300" w:lineRule="auto"/>
+        <w:spacing w:before="0" w:after="80" w:line="276" w:lineRule="auto"/>
+        <w:ind w:left="259" w:hanging="259"/>
       </w:pPr>
       <w:r>
         <w:rPr>
-          <w:rFonts w:ascii="Calibri" w:hAnsi="Calibri" w:eastAsia="Microsoft YaHei"/>
-          <w:b w:val="0"/>
-          <w:color w:val="1F1F1F"/>
-          <w:sz w:val="21"/>
+          <w:rFonts w:ascii="PingFang SC" w:hAnsi="PingFang SC" w:eastAsia="PingFang SC" w:cs="PingFang SC"/>
+          <w:color w:val="222B36"/>
+          <w:sz w:val="20"/>
         </w:rPr>
-        <w:t>需要清空本地问题数据时，确认后台同步未运行，再执行清空。</w:t>
+        <w:t>5. 需要清空本地问题数据时，确认后台同步未运行，再执行清空。</w:t>
       </w:r>
     </w:p>
     <w:p>
       <w:pPr>
-        <w:pStyle w:val="ListBullet"/>
-        <w:spacing w:before="0" w:after="80" w:line="300" w:lineRule="auto"/>
+        <w:spacing w:before="0" w:after="80" w:line="276" w:lineRule="auto"/>
+        <w:ind w:left="259" w:hanging="259"/>
       </w:pPr>
       <w:r>
         <w:rPr>
-          <w:rFonts w:ascii="Calibri" w:hAnsi="Calibri" w:eastAsia="Microsoft YaHei"/>
-          <w:b w:val="0"/>
-          <w:color w:val="1F1F1F"/>
-          <w:sz w:val="21"/>
+          <w:rFonts w:ascii="PingFang SC" w:hAnsi="PingFang SC" w:eastAsia="PingFang SC" w:cs="PingFang SC"/>
+          <w:color w:val="222B36"/>
+          <w:sz w:val="20"/>
         </w:rPr>
-        <w:t>问题可以被工单编号联想引用。</w:t>
+        <w:t>6. 问题可以被工单编号联想引用。</w:t>
       </w:r>
     </w:p>
     <w:p>
       <w:pPr>
-        <w:pStyle w:val="ListBullet"/>
-        <w:spacing w:before="0" w:after="80" w:line="300" w:lineRule="auto"/>
+        <w:spacing w:before="0" w:after="80" w:line="276" w:lineRule="auto"/>
+        <w:ind w:left="259" w:hanging="259"/>
       </w:pPr>
       <w:r>
         <w:rPr>
-          <w:rFonts w:ascii="Calibri" w:hAnsi="Calibri" w:eastAsia="Microsoft YaHei"/>
-          <w:b w:val="0"/>
-          <w:color w:val="1F1F1F"/>
-          <w:sz w:val="21"/>
+          <w:rFonts w:ascii="PingFang SC" w:hAnsi="PingFang SC" w:eastAsia="PingFang SC" w:cs="PingFang SC"/>
+          <w:color w:val="222B36"/>
+          <w:sz w:val="20"/>
         </w:rPr>
-        <w:t>问题可以被投产申请直接引用。</w:t>
+        <w:t>7. 问题可以被投产申请直接引用。</w:t>
       </w:r>
     </w:p>
     <w:p>
       <w:pPr>
-        <w:pStyle w:val="ListBullet"/>
-        <w:spacing w:before="0" w:after="80" w:line="300" w:lineRule="auto"/>
+        <w:spacing w:before="0" w:after="80" w:line="276" w:lineRule="auto"/>
+        <w:ind w:left="259" w:hanging="259"/>
       </w:pPr>
       <w:r>
         <w:rPr>
-          <w:rFonts w:ascii="Calibri" w:hAnsi="Calibri" w:eastAsia="Microsoft YaHei"/>
-          <w:b w:val="0"/>
-          <w:color w:val="1F1F1F"/>
-          <w:sz w:val="21"/>
+          <w:rFonts w:ascii="PingFang SC" w:hAnsi="PingFang SC" w:eastAsia="PingFang SC" w:cs="PingFang SC"/>
+          <w:color w:val="222B36"/>
+          <w:sz w:val="20"/>
         </w:rPr>
-        <w:t>问题进入投产审批后，审批流程与需求/工单类似，但没有开发和测试承接阶段。</w:t>
+        <w:t>8. 问题进入投产审批后，审批流程与需求/工单类似，但没有开发和测试承接阶段。</w:t>
       </w:r>
     </w:p>
     <w:p>
@@ -5613,62 +5318,58 @@
     </w:tbl>
     <w:p>
       <w:pPr>
-        <w:pStyle w:val="ListBullet"/>
-        <w:spacing w:before="0" w:after="80" w:line="300" w:lineRule="auto"/>
+        <w:spacing w:before="0" w:after="80" w:line="276" w:lineRule="auto"/>
+        <w:ind w:left="259" w:hanging="259"/>
       </w:pPr>
       <w:r>
         <w:rPr>
-          <w:rFonts w:ascii="Calibri" w:hAnsi="Calibri" w:eastAsia="Microsoft YaHei"/>
-          <w:b w:val="0"/>
-          <w:color w:val="1F1F1F"/>
-          <w:sz w:val="21"/>
+          <w:rFonts w:ascii="PingFang SC" w:hAnsi="PingFang SC" w:eastAsia="PingFang SC" w:cs="PingFang SC"/>
+          <w:color w:val="222B36"/>
+          <w:sz w:val="20"/>
         </w:rPr>
-        <w:t>导入模式通常包括跳过、覆盖和回滚。</w:t>
+        <w:t>1. 导入模式通常包括跳过、覆盖和回滚。</w:t>
       </w:r>
     </w:p>
     <w:p>
       <w:pPr>
-        <w:pStyle w:val="ListBullet"/>
-        <w:spacing w:before="0" w:after="80" w:line="300" w:lineRule="auto"/>
+        <w:spacing w:before="0" w:after="80" w:line="276" w:lineRule="auto"/>
+        <w:ind w:left="259" w:hanging="259"/>
       </w:pPr>
       <w:r>
         <w:rPr>
-          <w:rFonts w:ascii="Calibri" w:hAnsi="Calibri" w:eastAsia="Microsoft YaHei"/>
-          <w:b w:val="0"/>
-          <w:color w:val="1F1F1F"/>
-          <w:sz w:val="21"/>
+          <w:rFonts w:ascii="PingFang SC" w:hAnsi="PingFang SC" w:eastAsia="PingFang SC" w:cs="PingFang SC"/>
+          <w:color w:val="222B36"/>
+          <w:sz w:val="20"/>
         </w:rPr>
-        <w:t>覆盖会记录字段级变更历史。</w:t>
+        <w:t>2. 覆盖会记录字段级变更历史。</w:t>
       </w:r>
     </w:p>
     <w:p>
       <w:pPr>
-        <w:pStyle w:val="ListBullet"/>
-        <w:spacing w:before="0" w:after="80" w:line="300" w:lineRule="auto"/>
+        <w:spacing w:before="0" w:after="80" w:line="276" w:lineRule="auto"/>
+        <w:ind w:left="259" w:hanging="259"/>
       </w:pPr>
       <w:r>
         <w:rPr>
-          <w:rFonts w:ascii="Calibri" w:hAnsi="Calibri" w:eastAsia="Microsoft YaHei"/>
-          <w:b w:val="0"/>
-          <w:color w:val="1F1F1F"/>
-          <w:sz w:val="21"/>
+          <w:rFonts w:ascii="PingFang SC" w:hAnsi="PingFang SC" w:eastAsia="PingFang SC" w:cs="PingFang SC"/>
+          <w:color w:val="222B36"/>
+          <w:sz w:val="20"/>
         </w:rPr>
-        <w:t>回滚模式下任意关键错误会撤销本次导入。</w:t>
+        <w:t>3. 回滚模式下任意关键错误会撤销本次导入。</w:t>
       </w:r>
     </w:p>
     <w:p>
       <w:pPr>
-        <w:pStyle w:val="ListBullet"/>
-        <w:spacing w:before="0" w:after="80" w:line="300" w:lineRule="auto"/>
+        <w:spacing w:before="0" w:after="80" w:line="276" w:lineRule="auto"/>
+        <w:ind w:left="259" w:hanging="259"/>
       </w:pPr>
       <w:r>
         <w:rPr>
-          <w:rFonts w:ascii="Calibri" w:hAnsi="Calibri" w:eastAsia="Microsoft YaHei"/>
-          <w:b w:val="0"/>
-          <w:color w:val="1F1F1F"/>
-          <w:sz w:val="21"/>
+          <w:rFonts w:ascii="PingFang SC" w:hAnsi="PingFang SC" w:eastAsia="PingFang SC" w:cs="PingFang SC"/>
+          <w:color w:val="222B36"/>
+          <w:sz w:val="20"/>
         </w:rPr>
-        <w:t>导出文件会尽量将系统编号、JSON 数组、附件等转换为可读文本。</w:t>
+        <w:t>4. 导出文件会尽量将系统编号、JSON 数组、附件等转换为可读文本。</w:t>
       </w:r>
     </w:p>
     <w:p>
@@ -5689,62 +5390,58 @@
     </w:p>
     <w:p>
       <w:pPr>
-        <w:pStyle w:val="ListBullet"/>
-        <w:spacing w:before="0" w:after="80" w:line="300" w:lineRule="auto"/>
+        <w:spacing w:before="0" w:after="80" w:line="276" w:lineRule="auto"/>
+        <w:ind w:left="259" w:hanging="259"/>
       </w:pPr>
       <w:r>
         <w:rPr>
-          <w:rFonts w:ascii="Calibri" w:hAnsi="Calibri" w:eastAsia="Microsoft YaHei"/>
-          <w:b w:val="0"/>
-          <w:color w:val="1F1F1F"/>
-          <w:sz w:val="21"/>
+          <w:rFonts w:ascii="PingFang SC" w:hAnsi="PingFang SC" w:eastAsia="PingFang SC" w:cs="PingFang SC"/>
+          <w:color w:val="222B36"/>
+          <w:sz w:val="20"/>
         </w:rPr>
-        <w:t>创建用户时填写登录名、姓名、机构、初始密码和角色。</w:t>
+        <w:t>1. 创建用户时填写登录名、姓名、机构、初始密码和角色。</w:t>
       </w:r>
     </w:p>
     <w:p>
       <w:pPr>
-        <w:pStyle w:val="ListBullet"/>
-        <w:spacing w:before="0" w:after="80" w:line="300" w:lineRule="auto"/>
+        <w:spacing w:before="0" w:after="80" w:line="276" w:lineRule="auto"/>
+        <w:ind w:left="259" w:hanging="259"/>
       </w:pPr>
       <w:r>
         <w:rPr>
-          <w:rFonts w:ascii="Calibri" w:hAnsi="Calibri" w:eastAsia="Microsoft YaHei"/>
-          <w:b w:val="0"/>
-          <w:color w:val="1F1F1F"/>
-          <w:sz w:val="21"/>
+          <w:rFonts w:ascii="PingFang SC" w:hAnsi="PingFang SC" w:eastAsia="PingFang SC" w:cs="PingFang SC"/>
+          <w:color w:val="222B36"/>
+          <w:sz w:val="20"/>
         </w:rPr>
-        <w:t>用户可拥有多个角色，权限按角色并集计算。</w:t>
+        <w:t>2. 用户可拥有多个角色，权限按角色并集计算。</w:t>
       </w:r>
     </w:p>
     <w:p>
       <w:pPr>
-        <w:pStyle w:val="ListBullet"/>
-        <w:spacing w:before="0" w:after="80" w:line="300" w:lineRule="auto"/>
+        <w:spacing w:before="0" w:after="80" w:line="276" w:lineRule="auto"/>
+        <w:ind w:left="259" w:hanging="259"/>
       </w:pPr>
       <w:r>
         <w:rPr>
-          <w:rFonts w:ascii="Calibri" w:hAnsi="Calibri" w:eastAsia="Microsoft YaHei"/>
-          <w:b w:val="0"/>
-          <w:color w:val="1F1F1F"/>
-          <w:sz w:val="21"/>
+          <w:rFonts w:ascii="PingFang SC" w:hAnsi="PingFang SC" w:eastAsia="PingFang SC" w:cs="PingFang SC"/>
+          <w:color w:val="222B36"/>
+          <w:sz w:val="20"/>
         </w:rPr>
-        <w:t>账号被锁定时，可在人员管理中解锁。</w:t>
+        <w:t>3. 账号被锁定时，可在人员管理中解锁。</w:t>
       </w:r>
     </w:p>
     <w:p>
       <w:pPr>
-        <w:pStyle w:val="ListBullet"/>
-        <w:spacing w:before="0" w:after="80" w:line="300" w:lineRule="auto"/>
+        <w:spacing w:before="0" w:after="80" w:line="276" w:lineRule="auto"/>
+        <w:ind w:left="259" w:hanging="259"/>
       </w:pPr>
       <w:r>
         <w:rPr>
-          <w:rFonts w:ascii="Calibri" w:hAnsi="Calibri" w:eastAsia="Microsoft YaHei"/>
-          <w:b w:val="0"/>
-          <w:color w:val="1F1F1F"/>
-          <w:sz w:val="21"/>
+          <w:rFonts w:ascii="PingFang SC" w:hAnsi="PingFang SC" w:eastAsia="PingFang SC" w:cs="PingFang SC"/>
+          <w:color w:val="222B36"/>
+          <w:sz w:val="20"/>
         </w:rPr>
-        <w:t>忘记密码时，可由管理员重置。</w:t>
+        <w:t>4. 忘记密码时，可由管理员重置。</w:t>
       </w:r>
     </w:p>
     <w:p>
